--- a/courts/eighth-circuit/bankruptcy-appellate-panel/reply-brief/usage/OUTPUT-reply-brief.docx
+++ b/courts/eighth-circuit/bankruptcy-appellate-panel/reply-brief/usage/OUTPUT-reply-brief.docx
@@ -11,7 +11,7 @@
           <w:b/>
           <w:bCs/>
         </w:rPr>
-        <w:t xml:space="preserve">BAP No. [——–]</w:t>
+        <w:t xml:space="preserve">BAP No. [--------]</w:t>
       </w:r>
     </w:p>
     <w:p>
@@ -47,7 +47,7 @@
           <w:b/>
           <w:bCs/>
         </w:rPr>
-        <w:t xml:space="preserve">UNITED STATES BANKRUPTCY APPELLATE PANEL FOR THE EIGHTH CIRCUIT</w:t>
+        <w:t xml:space="preserve">UNITED STATES BANKRUPTCY APPELLATE PANEL FOR THE EIGHTH CIRCUIT</w:t>
       </w:r>
     </w:p>
     <w:p>
@@ -88,22 +88,6 @@
       </w:pPr>
       <w:r>
         <w:t xml:space="preserve">Debtor.</w:t>
-      </w:r>
-    </w:p>
-    <w:p>
-      <w:pPr>
-        <w:pStyle w:val="CoverGap"/>
-      </w:pPr>
-      <w:r>
-        <w:t xml:space="preserve"> </w:t>
-      </w:r>
-    </w:p>
-    <w:p>
-      <w:pPr>
-        <w:pStyle w:val="CoverCenter"/>
-      </w:pPr>
-      <w:r>
-        <w:t xml:space="preserve">v.</w:t>
       </w:r>
     </w:p>
     <w:p>
@@ -280,7 +264,7 @@
     </w:p>
     <w:p>
       <w:pPr>
-        <w:pStyle w:val="CoverIndent"/>
+        <w:pStyle w:val="CoverStep"/>
       </w:pPr>
       <w:r>
         <w:rPr>
@@ -292,7 +276,7 @@
     </w:p>
     <w:p>
       <w:pPr>
-        <w:pStyle w:val="CoverIndent"/>
+        <w:pStyle w:val="CoverStep"/>
       </w:pPr>
       <w:r>
         <w:rPr>
@@ -304,7 +288,7 @@
     </w:p>
     <w:p>
       <w:pPr>
-        <w:pStyle w:val="CoverIndent"/>
+        <w:pStyle w:val="CoverStep"/>
       </w:pPr>
       <w:r>
         <w:rPr>
@@ -316,19 +300,29 @@
     </w:p>
     <w:p>
       <w:pPr>
-        <w:pStyle w:val="CoverIndent"/>
+        <w:pStyle w:val="CoverStep"/>
       </w:pPr>
       <w:r>
         <w:rPr>
           <w:i/>
           <w:iCs/>
         </w:rPr>
-        <w:t xml:space="preserve">[(000) 000-0000]</w:t>
-      </w:r>
-    </w:p>
-    <w:p>
-      <w:pPr>
-        <w:pStyle w:val="CoverIndent"/>
+        <w:t xml:space="preserve">[(000) 000</w:t>
+      </w:r>
+      <w:r>
+        <w:noBreakHyphen/>
+      </w:r>
+      <w:r>
+        <w:rPr>
+          <w:i/>
+          <w:iCs/>
+        </w:rPr>
+        <w:t xml:space="preserve">0000]</w:t>
+      </w:r>
+    </w:p>
+    <w:p>
+      <w:pPr>
+        <w:pStyle w:val="CoverStep"/>
       </w:pPr>
       <w:r>
         <w:rPr>
@@ -368,7 +362,7 @@
         <w:pStyle w:val="Single"/>
       </w:pPr>
       <w:r>
-        <w:t xml:space="preserve">BAP No. [——–]</w:t>
+        <w:t xml:space="preserve">BAP No. [--------]</w:t>
       </w:r>
     </w:p>
     <w:p>
@@ -376,7 +370,7 @@
         <w:pStyle w:val="Single"/>
       </w:pPr>
       <w:r>
-        <w:t xml:space="preserve">The undersigned, counsel of record for Appellant [APPELLANT NAME], certifies that the following listed party (or parties) has (have) an interest in the outcome of this appeal. These representations are made to enable the judges of the panel to evaluate possible disqualification or recusal.</w:t>
+        <w:t xml:space="preserve">Certification Required by L.R. BAP 8th Cir. 8014A(b)⁠(1): The undersigned, counsel of record for Appellant [APPELLANT NAME], certifies that the following listed party (or parties) has (have) an interest in the outcome of this appeal. These representations are made to enable the judges of the panel to evaluate possible disqualification or recusal.</w:t>
       </w:r>
     </w:p>
     <w:p>
@@ -423,15 +417,7 @@
     </w:p>
     <w:p>
       <w:pPr>
-        <w:pStyle w:val="SigGap"/>
-      </w:pPr>
-      <w:r>
-        <w:t xml:space="preserve"> </w:t>
-      </w:r>
-    </w:p>
-    <w:p>
-      <w:pPr>
-        <w:pStyle w:val="Signature"/>
+        <w:pStyle w:val="FormSig"/>
       </w:pPr>
       <w:r>
         <w:t xml:space="preserve">/s/ [Counsel Name]</w:t>
@@ -450,6 +436,9 @@
       </w:r>
     </w:p>
     <w:p>
+      <w:pPr>
+        <w:spacing w:before="0" w:after="0" w:line="20" w:lineRule="exact"/>
+      </w:pPr>
       <w:r>
         <w:br w:type="page"/>
       </w:r>
@@ -464,7 +453,7 @@
     </w:p>
     <w:p>
       <w:pPr>
-        <w:pStyle w:val="Indented"/>
+        <w:pStyle w:val="Single"/>
       </w:pPr>
       <w:r>
         <w:t xml:space="preserve">None known. (Placeholder text; no related case has been identified.)</w:t>
@@ -472,15 +461,7 @@
     </w:p>
     <w:p>
       <w:pPr>
-        <w:pStyle w:val="SigGap"/>
-      </w:pPr>
-      <w:r>
-        <w:t xml:space="preserve"> </w:t>
-      </w:r>
-    </w:p>
-    <w:p>
-      <w:pPr>
-        <w:pStyle w:val="Signature"/>
+        <w:pStyle w:val="FormSig"/>
       </w:pPr>
       <w:r>
         <w:t xml:space="preserve">/s/ [Counsel Name]</w:t>
@@ -499,6 +480,9 @@
       </w:r>
     </w:p>
     <w:p>
+      <w:pPr>
+        <w:spacing w:before="0" w:after="0" w:line="20" w:lineRule="exact"/>
+      </w:pPr>
       <w:r>
         <w:br w:type="page"/>
       </w:r>
@@ -529,7 +513,7 @@
         <w:pStyle w:val="TOC1"/>
       </w:pPr>
       <w:r>
-        <w:t xml:space="preserve">ARGUMENT</w:t>
+        <w:t xml:space="preserve">ARGUMENT   </w:t>
       </w:r>
       <w:r>
         <w:tab/>
@@ -549,7 +533,7 @@
         <w:tab/>
       </w:r>
       <w:r>
-        <w:t xml:space="preserve">The appellee’s response does not answer the first issue</w:t>
+        <w:t xml:space="preserve">The appellee’s response does not answer the first issue   </w:t>
       </w:r>
       <w:r>
         <w:tab/>
@@ -569,7 +553,7 @@
         <w:tab/>
       </w:r>
       <w:r>
-        <w:t xml:space="preserve">The record does not support the appellee’s account</w:t>
+        <w:t xml:space="preserve">The record does not support the appellee’s account   </w:t>
       </w:r>
       <w:r>
         <w:tab/>
@@ -583,7 +567,7 @@
         <w:pStyle w:val="TOC1"/>
       </w:pPr>
       <w:r>
-        <w:t xml:space="preserve">CONCLUSION</w:t>
+        <w:t xml:space="preserve">CONCLUSION   </w:t>
       </w:r>
       <w:r>
         <w:tab/>
@@ -593,6 +577,9 @@
       </w:r>
     </w:p>
     <w:p>
+      <w:pPr>
+        <w:spacing w:before="0" w:after="0" w:line="20" w:lineRule="exact"/>
+      </w:pPr>
       <w:r>
         <w:br w:type="page"/>
       </w:r>
@@ -607,7 +594,7 @@
     </w:p>
     <w:p>
       <w:pPr>
-        <w:pStyle w:val="TOAGroup"/>
+        <w:pStyle w:val="TOAGroupFirst"/>
       </w:pPr>
       <w:r>
         <w:rPr>
@@ -631,9 +618,13 @@
     <w:p>
       <w:pPr>
         <w:pStyle w:val="TOAEntry"/>
+        <w:ind w:left="504" w:right="1120" w:hanging="504"/>
       </w:pPr>
       <w:r>
         <w:t xml:space="preserve">Fed. R. Bankr. P. 8014(a)</w:t>
+      </w:r>
+      <w:r>
+        <w:t xml:space="preserve">   </w:t>
       </w:r>
       <w:r>
         <w:tab/>
@@ -646,7 +637,7 @@
       <w:pPr>
         <w:spacing w:before="0" w:after="0" w:line="20" w:lineRule="exact"/>
         <w:sectPr>
-          <w:footerReference w:type="default" r:id="rId9"/>
+          <w:footerReference w:type="default" r:id="rIdBapFooter"/>
           <w:pgSz w:w="12240" w:h="15840"/>
           <w:pgMar w:top="1440" w:right="1440" w:bottom="1440" w:left="1440" w:header="720" w:footer="720" w:gutter="0"/>
           <w:pgNumType w:fmt="lowerRoman" w:start="1"/>
@@ -671,10 +662,26 @@
     </w:p>
     <w:p>
       <w:pPr>
+        <w:pStyle w:val="FirstParagraph"/>
+      </w:pPr>
+      <w:r>
+        <w:t xml:space="preserve">Placeholder text: the reply addresses the appellee’s standard-of-review argument. The reply states the point once and cites the body of the principal brief rather than repeating it. Fed. R. Bankr. P. 8014(c) requires that the reply comply with the table requirements of Rule 8014(a)⁠(2)-(3).</w:t>
+      </w:r>
+    </w:p>
+    <w:p>
+      <w:pPr>
         <w:pStyle w:val="BodyText"/>
       </w:pPr>
       <w:r>
-        <w:t xml:space="preserve">Placeholder text: the reply addresses the appellee’s standard-of-review argument. The reply states the point once and cites the body of the principal brief rather than repeating it. Fed. R. Bankr. P. 8014(c) requires that the reply comply with the table requirements of Rule 8014(a)(2)-(3).</w:t>
+        <w:t xml:space="preserve">Placeholder paragraph. The appellee treats the court’s discretion as unlimited. The reply explains that discretion is limited by the governing legal standard, which the appellee does not dispute.</w:t>
+      </w:r>
+    </w:p>
+    <w:p>
+      <w:pPr>
+        <w:pStyle w:val="PointHeading"/>
+      </w:pPr>
+      <w:r>
+        <w:t xml:space="preserve">II. The record does not support the appellee’s account</w:t>
       </w:r>
     </w:p>
     <w:p>
@@ -682,22 +689,6 @@
         <w:pStyle w:val="BodyText"/>
       </w:pPr>
       <w:r>
-        <w:t xml:space="preserve">Placeholder paragraph. The appellee treats the court’s discretion as unlimited. The reply explains that discretion is limited by the governing legal standard, which the appellee does not dispute.</w:t>
-      </w:r>
-    </w:p>
-    <w:p>
-      <w:pPr>
-        <w:pStyle w:val="PointHeading"/>
-      </w:pPr>
-      <w:r>
-        <w:t xml:space="preserve">II. The record does not support the appellee’s account</w:t>
-      </w:r>
-    </w:p>
-    <w:p>
-      <w:pPr>
-        <w:pStyle w:val="BodyText"/>
-      </w:pPr>
-      <w:r>
         <w:t xml:space="preserve">Placeholder text: the reply corrects the appellee’s description of the record and cites the record at each point.</w:t>
       </w:r>
     </w:p>
@@ -719,15 +710,7 @@
     </w:p>
     <w:p>
       <w:pPr>
-        <w:pStyle w:val="SigGap"/>
-      </w:pPr>
-      <w:r>
-        <w:t xml:space="preserve"> </w:t>
-      </w:r>
-    </w:p>
-    <w:p>
-      <w:pPr>
-        <w:pStyle w:val="Signature"/>
+        <w:pStyle w:val="SigHead"/>
       </w:pPr>
       <w:r>
         <w:t xml:space="preserve">Respectfully submitted,</w:t>
@@ -735,15 +718,7 @@
     </w:p>
     <w:p>
       <w:pPr>
-        <w:pStyle w:val="SigGap"/>
-      </w:pPr>
-      <w:r>
-        <w:t xml:space="preserve"> </w:t>
-      </w:r>
-    </w:p>
-    <w:p>
-      <w:pPr>
-        <w:pStyle w:val="Signature"/>
+        <w:pStyle w:val="SigName"/>
       </w:pPr>
       <w:r>
         <w:t xml:space="preserve">/s/ [Counsel Name]</w:t>
@@ -754,35 +729,153 @@
       <w:r>
         <w:t xml:space="preserve">[COUNSEL NAME]</w:t>
       </w:r>
+    </w:p>
+    <w:p>
+      <w:pPr>
+        <w:pStyle w:val="SigLines"/>
+      </w:pPr>
+      <w:r>
+        <w:t xml:space="preserve">[Firm Name]</w:t>
+      </w:r>
       <w:r>
         <w:br/>
       </w:r>
       <w:r>
-        <w:t xml:space="preserve">[Firm Name]</w:t>
+        <w:t xml:space="preserve">[Street Address]</w:t>
       </w:r>
       <w:r>
         <w:br/>
       </w:r>
       <w:r>
-        <w:t xml:space="preserve">[Street Address]</w:t>
+        <w:t xml:space="preserve">[City, State ZIP]</w:t>
       </w:r>
       <w:r>
         <w:br/>
       </w:r>
       <w:r>
-        <w:t xml:space="preserve">[City, State ZIP]</w:t>
+        <w:t xml:space="preserve">Tel. [(000) 000</w:t>
+      </w:r>
+      <w:r>
+        <w:noBreakHyphen/>
+      </w:r>
+      <w:r>
+        <w:t xml:space="preserve">0000]</w:t>
       </w:r>
       <w:r>
         <w:br/>
       </w:r>
       <w:r>
-        <w:t xml:space="preserve">Tel. [(000) 000-0000]</w:t>
+        <w:t xml:space="preserve">[counsel@example.invalid]</w:t>
+      </w:r>
+    </w:p>
+    <w:p>
+      <w:pPr>
+        <w:pStyle w:val="SigDate"/>
+      </w:pPr>
+      <w:r>
+        <w:t xml:space="preserve">[Date]</w:t>
+      </w:r>
+    </w:p>
+    <w:p>
+      <w:pPr>
+        <w:spacing w:before="0" w:after="0" w:line="20" w:lineRule="exact"/>
+      </w:pPr>
+      <w:r>
+        <w:br w:type="page"/>
+      </w:r>
+    </w:p>
+    <w:p>
+      <w:pPr>
+        <w:pStyle w:val="FrontHeading"/>
+      </w:pPr>
+      <w:r>
+        <w:t xml:space="preserve">Certificate of Compliance</w:t>
+      </w:r>
+    </w:p>
+    <w:p>
+      <w:pPr>
+        <w:pStyle w:val="Single"/>
+      </w:pPr>
+      <w:r>
+        <w:t xml:space="preserve">1. This brief complies with the type-volume limitation of Fed. R. Bankr. P. 8015(a)⁠(7)⁠(B) because, excluding the parts of the brief exempted by Fed. R. Bankr. P. 8015(g):</w:t>
+      </w:r>
+    </w:p>
+    <w:p>
+      <w:pPr>
+        <w:pStyle w:val="CertBox"/>
+      </w:pPr>
+      <w:r>
+        <w:rPr>
+          <w:bdr w:val="single" w:sz="6" w:space="0" w:color="000000"/>
+        </w:rPr>
+        <w:t xml:space="preserve">X</w:t>
+      </w:r>
+      <w:r>
+        <w:tab/>
+      </w:r>
+      <w:r>
+        <w:t xml:space="preserve">this brief contains 127 words.</w:t>
+      </w:r>
+    </w:p>
+    <w:p>
+      <w:pPr>
+        <w:pStyle w:val="Single"/>
+      </w:pPr>
+      <w:r>
+        <w:t xml:space="preserve">2. This brief complies with the typeface requirements of Fed. R. Bankr. P. 8015(a)⁠(5) and the type-style requirements of Fed. R. Bankr. P. 8015(a)⁠(6) because:</w:t>
+      </w:r>
+    </w:p>
+    <w:p>
+      <w:pPr>
+        <w:pStyle w:val="CertBox"/>
+      </w:pPr>
+      <w:r>
+        <w:rPr>
+          <w:bdr w:val="single" w:sz="6" w:space="0" w:color="000000"/>
+        </w:rPr>
+        <w:t xml:space="preserve">X</w:t>
+      </w:r>
+      <w:r>
+        <w:tab/>
+      </w:r>
+      <w:r>
+        <w:t xml:space="preserve">this brief has been prepared in a proportionally spaced typeface using Typst 0.15.0 in 14-point Times New Roman roman type.</w:t>
+      </w:r>
+    </w:p>
+    <w:p>
+      <w:pPr>
+        <w:pStyle w:val="FormSig"/>
+      </w:pPr>
+      <w:r>
+        <w:t xml:space="preserve">/s/ [Counsel Name]</w:t>
       </w:r>
       <w:r>
         <w:br/>
       </w:r>
       <w:r>
-        <w:t xml:space="preserve">[counsel@example.invalid]</w:t>
+        <w:t xml:space="preserve">Attorney for Appellant [APPELLANT NAME]</w:t>
+      </w:r>
+      <w:r>
+        <w:br/>
+      </w:r>
+      <w:r>
+        <w:t xml:space="preserve">Dated: [Date]</w:t>
+      </w:r>
+    </w:p>
+    <w:p>
+      <w:pPr>
+        <w:spacing w:before="0" w:after="0" w:line="20" w:lineRule="exact"/>
+      </w:pPr>
+      <w:r>
+        <w:br w:type="page"/>
+      </w:r>
+    </w:p>
+    <w:p>
+      <w:pPr>
+        <w:pStyle w:val="FrontHeading"/>
+      </w:pPr>
+      <w:r>
+        <w:t xml:space="preserve">Certificate of Service</w:t>
       </w:r>
     </w:p>
     <w:p>
@@ -790,57 +883,12 @@
         <w:pStyle w:val="Single"/>
       </w:pPr>
       <w:r>
-        <w:t xml:space="preserve">[Date]</w:t>
-      </w:r>
-    </w:p>
-    <w:p>
-      <w:r>
-        <w:br w:type="page"/>
-      </w:r>
-    </w:p>
-    <w:p>
-      <w:pPr>
-        <w:pStyle w:val="FrontHeading"/>
-      </w:pPr>
-      <w:r>
-        <w:t xml:space="preserve">Certificate of Compliance</w:t>
-      </w:r>
-    </w:p>
-    <w:p>
-      <w:pPr>
-        <w:pStyle w:val="Single"/>
-      </w:pPr>
-      <w:r>
-        <w:t xml:space="preserve">1. This brief complies with the type-volume limitation of Fed. R. Bankr. P. 8015(a)(7)(B) because, excluding the parts of the brief exempted by Fed. R. Bankr. P. 8015(g):</w:t>
-      </w:r>
-    </w:p>
-    <w:p>
-      <w:pPr>
-        <w:pStyle w:val="CertBox"/>
-      </w:pPr>
-      <w:r>
-        <w:t xml:space="preserve">[X] this brief contains 127 words.</w:t>
-      </w:r>
-    </w:p>
-    <w:p>
-      <w:pPr>
-        <w:pStyle w:val="Single"/>
-      </w:pPr>
-      <w:r>
-        <w:t xml:space="preserve">2. This brief complies with the typeface requirements of Fed. R. Bankr. P. 8015(a)(5) and the type-style requirements of Fed. R. Bankr. P. 8015(a)(6) because:</w:t>
-      </w:r>
-    </w:p>
-    <w:p>
-      <w:pPr>
-        <w:pStyle w:val="CertBox"/>
-      </w:pPr>
-      <w:r>
-        <w:t xml:space="preserve">[X] this brief has been prepared in a proportionally spaced typeface using Typst 0.15.0 in 14-point EB Garamond roman type.</w:t>
-      </w:r>
-    </w:p>
-    <w:p>
-      <w:pPr>
-        <w:pStyle w:val="Signature"/>
+        <w:t xml:space="preserve">I hereby certify that on [Date], I electronically filed the foregoing with the Clerk of the United States Bankruptcy Appellate Panel for the Eighth Circuit by using the CM/ECF system, which will send notification of such filing to all counsel of record.</w:t>
+      </w:r>
+    </w:p>
+    <w:p>
+      <w:pPr>
+        <w:pStyle w:val="FormSig"/>
       </w:pPr>
       <w:r>
         <w:t xml:space="preserve">/s/ [Counsel Name]</w:t>
@@ -858,51 +906,10 @@
         <w:t xml:space="preserve">Dated: [Date]</w:t>
       </w:r>
     </w:p>
-    <w:p>
-      <w:r>
-        <w:br w:type="page"/>
-      </w:r>
-    </w:p>
-    <w:p>
-      <w:pPr>
-        <w:pStyle w:val="FrontHeading"/>
-      </w:pPr>
-      <w:r>
-        <w:t xml:space="preserve">Certificate of Service</w:t>
-      </w:r>
-    </w:p>
-    <w:p>
-      <w:pPr>
-        <w:pStyle w:val="Single"/>
-      </w:pPr>
-      <w:r>
-        <w:t xml:space="preserve">I hereby certify that on [Date], I electronically filed the foregoing with the Clerk of the United States Bankruptcy Appellate Panel for the Eighth Circuit by using the CM/ECF system, which will send notification of such filing to all counsel of record.</w:t>
-      </w:r>
-    </w:p>
-    <w:p>
-      <w:pPr>
-        <w:pStyle w:val="Signature"/>
-      </w:pPr>
-      <w:r>
-        <w:t xml:space="preserve">/s/ [Counsel Name]</w:t>
-      </w:r>
-      <w:r>
-        <w:br/>
-      </w:r>
-      <w:r>
-        <w:t xml:space="preserve">Attorney for Appellant [APPELLANT NAME]</w:t>
-      </w:r>
-      <w:r>
-        <w:br/>
-      </w:r>
-      <w:r>
-        <w:t xml:space="preserve">Dated: [Date]</w:t>
-      </w:r>
-    </w:p>
     <w:sectPr>
-      <w:footerReference r:id="rId9" w:type="default"/>
-      <w:pgSz w:h="15840" w:w="12240"/>
-      <w:pgMar w:bottom="1440" w:footer="720" w:gutter="0" w:header="720" w:left="1440" w:right="1440" w:top="1440"/>
+      <w:footerReference w:type="default" r:id="rIdBapFooter"/>
+      <w:pgSz w:w="12240" w:h="15840"/>
+      <w:pgMar w:top="1440" w:right="1440" w:bottom="1440" w:left="1440" w:header="720" w:footer="720" w:gutter="0"/>
       <w:pgNumType w:fmt="decimal" w:start="1"/>
     </w:sectPr>
   </w:body>
@@ -917,7 +924,6 @@
 <w:ftr xmlns:w="http://schemas.openxmlformats.org/wordprocessingml/2006/main" xmlns:r="http://schemas.openxmlformats.org/officeDocument/2006/relationships">
   <w:p>
     <w:pPr>
-      <w:pStyle w:val="Footer"/>
       <w:jc w:val="center"/>
     </w:pPr>
     <w:r>
@@ -1047,22 +1053,49 @@
   <w:docDefaults>
     <w:rPrDefault>
       <w:rPr>
-        <w:rFonts w:ascii="EB Garamond" w:cs="EB Garamond" w:eastAsia="EB Garamond" w:hAnsi="EB Garamond"/>
-        <w:kern w:val="2"/>
+        <w:rFonts w:ascii="Times New Roman" w:hAnsi="Times New Roman" w:eastAsia="Times New Roman" w:cs="Times New Roman"/>
         <w:sz w:val="28"/>
         <w:szCs w:val="28"/>
-        <w:lang w:bidi="ar-SA" w:eastAsia="en-US" w:val="en-US"/>
+        <w:lang w:val="en-US" w:eastAsia="zh-CN" w:bidi="ar-SA"/>
       </w:rPr>
     </w:rPrDefault>
     <w:pPrDefault>
       <w:pPr>
         <w:widowControl/>
-        <w:spacing w:after="0" w:line="240" w:lineRule="auto"/>
+        <w:spacing w:after="0"/>
       </w:pPr>
     </w:pPrDefault>
   </w:docDefaults>
-  <w:latentStyles w:count="276" w:defLockedState="0" w:defQFormat="0" w:defSemiHidden="0" w:defUIPriority="0" w:defUnhideWhenUsed="0"/>
-  <w:style w:styleId="Title" w:type="paragraph">
+  <w:latentStyles w:defLockedState="0" w:defUIPriority="0" w:defSemiHidden="0" w:defUnhideWhenUsed="0" w:defQFormat="0" w:count="276"/>
+  <w:style w:type="paragraph" w:default="1" w:styleId="Normal">
+    <w:name w:val="Normal"/>
+    <w:qFormat/>
+  </w:style>
+  <w:style w:type="paragraph" w:styleId="BodyText">
+    <w:name w:val="Body Text"/>
+    <w:basedOn w:val="Normal"/>
+    <w:link w:val="BodyTextChar"/>
+    <w:qFormat/>
+    <w:pPr>
+      <w:spacing w:before="0" w:after="0" w:line="644" w:lineRule="exact"/>
+      <w:ind w:firstLine="720"/>
+    </w:pPr>
+  </w:style>
+  <w:style w:type="paragraph" w:customStyle="1" w:styleId="FirstParagraph">
+    <w:name w:val="First Paragraph"/>
+    <w:basedOn w:val="BodyText"/>
+    <w:next w:val="BodyText"/>
+    <w:qFormat/>
+  </w:style>
+  <w:style w:type="paragraph" w:customStyle="1" w:styleId="Compact">
+    <w:name w:val="Compact"/>
+    <w:basedOn w:val="BodyText"/>
+    <w:qFormat/>
+    <w:pPr>
+      <w:spacing w:before="36" w:after="36"/>
+    </w:pPr>
+  </w:style>
+  <w:style w:type="paragraph" w:styleId="Title">
     <w:name w:val="Title"/>
     <w:basedOn w:val="Normal"/>
     <w:next w:val="BodyText"/>
@@ -1076,24 +1109,24 @@
       <w:jc w:val="center"/>
     </w:pPr>
     <w:rPr>
-      <w:rFonts w:cstheme="majorBidi"/>
+      <w:rFonts w:asciiTheme="majorHAnsi" w:eastAsiaTheme="majorEastAsia" w:hAnsiTheme="majorHAnsi" w:cstheme="majorBidi"/>
       <w:sz w:val="56"/>
       <w:szCs w:val="56"/>
     </w:rPr>
   </w:style>
-  <w:style w:customStyle="1" w:styleId="TitleChar" w:type="character">
+  <w:style w:type="character" w:customStyle="1" w:styleId="TitleChar">
     <w:name w:val="Title Char"/>
     <w:basedOn w:val="DefaultParagraphFont"/>
     <w:link w:val="Title"/>
     <w:uiPriority w:val="10"/>
     <w:rsid w:val="00A10FD9"/>
     <w:rPr>
-      <w:rFonts w:cstheme="majorBidi"/>
+      <w:rFonts w:asciiTheme="majorHAnsi" w:eastAsiaTheme="majorEastAsia" w:hAnsiTheme="majorHAnsi" w:cstheme="majorBidi"/>
       <w:sz w:val="56"/>
       <w:szCs w:val="56"/>
     </w:rPr>
   </w:style>
-  <w:style w:styleId="Subtitle" w:type="paragraph">
+  <w:style w:type="paragraph" w:styleId="Subtitle">
     <w:name w:val="Subtitle"/>
     <w:basedOn w:val="Title"/>
     <w:next w:val="BodyText"/>
@@ -1107,27 +1140,27 @@
       </w:numPr>
     </w:pPr>
     <w:rPr>
-      <w:rFonts w:cstheme="majorBidi"/>
+      <w:rFonts w:eastAsiaTheme="majorEastAsia" w:cstheme="majorBidi"/>
       <w:spacing w:val="15"/>
       <w:sz w:val="28"/>
       <w:szCs w:val="28"/>
     </w:rPr>
   </w:style>
-  <w:style w:customStyle="1" w:styleId="SubtitleChar" w:type="character">
+  <w:style w:type="character" w:customStyle="1" w:styleId="SubtitleChar">
     <w:name w:val="Subtitle Char"/>
     <w:basedOn w:val="DefaultParagraphFont"/>
     <w:link w:val="Subtitle"/>
     <w:uiPriority w:val="11"/>
     <w:rsid w:val="00A10FD9"/>
     <w:rPr>
-      <w:rFonts w:cstheme="majorBidi"/>
-      <w:color w:themeColor="text1" w:themeTint="A6" w:val="595959"/>
+      <w:rFonts w:eastAsiaTheme="majorEastAsia" w:cstheme="majorBidi"/>
+      <w:color w:val="595959" w:themeColor="text1" w:themeTint="A6"/>
       <w:spacing w:val="15"/>
       <w:sz w:val="28"/>
       <w:szCs w:val="28"/>
     </w:rPr>
   </w:style>
-  <w:style w:customStyle="1" w:styleId="Author" w:type="paragraph">
+  <w:style w:type="paragraph" w:customStyle="1" w:styleId="Author">
     <w:name w:val="Author"/>
     <w:basedOn w:val="Title"/>
     <w:next w:val="BodyText"/>
@@ -1141,7 +1174,7 @@
       <w:szCs w:val="24"/>
     </w:rPr>
   </w:style>
-  <w:style w:styleId="Date" w:type="paragraph">
+  <w:style w:type="paragraph" w:styleId="Date">
     <w:name w:val="Date"/>
     <w:basedOn w:val="Title"/>
     <w:next w:val="BodyText"/>
@@ -1155,7 +1188,7 @@
       <w:szCs w:val="24"/>
     </w:rPr>
   </w:style>
-  <w:style w:customStyle="1" w:styleId="AbstractTitle" w:type="paragraph">
+  <w:style w:type="paragraph" w:customStyle="1" w:styleId="AbstractTitle">
     <w:name w:val="Abstract Title"/>
     <w:basedOn w:val="Normal"/>
     <w:next w:val="Abstract"/>
@@ -1163,7 +1196,7 @@
     <w:pPr>
       <w:keepNext/>
       <w:keepLines/>
-      <w:spacing w:after="0" w:before="300"/>
+      <w:spacing w:before="300" w:after="0"/>
       <w:jc w:val="center"/>
     </w:pPr>
     <w:rPr>
@@ -1172,7 +1205,7 @@
       <w:szCs w:val="20"/>
     </w:rPr>
   </w:style>
-  <w:style w:customStyle="1" w:styleId="Abstract" w:type="paragraph">
+  <w:style w:type="paragraph" w:customStyle="1" w:styleId="Abstract">
     <w:name w:val="Abstract"/>
     <w:basedOn w:val="Normal"/>
     <w:next w:val="BodyText"/>
@@ -1180,14 +1213,14 @@
     <w:pPr>
       <w:keepNext/>
       <w:keepLines/>
-      <w:spacing w:after="300" w:before="100"/>
+      <w:spacing w:before="100" w:after="300"/>
     </w:pPr>
     <w:rPr>
       <w:sz w:val="20"/>
       <w:szCs w:val="20"/>
     </w:rPr>
   </w:style>
-  <w:style w:styleId="Bibliography" w:type="paragraph">
+  <w:style w:type="paragraph" w:styleId="Bibliography">
     <w:name w:val="Bibliography"/>
     <w:basedOn w:val="Normal"/>
     <w:next w:val="Bibliography"/>
@@ -1195,7 +1228,7 @@
     <w:pPr/>
     <w:rPr/>
   </w:style>
-  <w:style w:styleId="Heading1" w:type="paragraph">
+  <w:style w:type="paragraph" w:styleId="Heading1">
     <w:name w:val="heading 1"/>
     <w:basedOn w:val="Normal"/>
     <w:next w:val="BodyText"/>
@@ -1206,17 +1239,22 @@
     <w:pPr>
       <w:keepNext/>
       <w:keepLines/>
-      <w:spacing w:after="80" w:before="360"/>
+      <w:spacing w:before="240" w:after="120" w:line="368" w:lineRule="exact"/>
+      <w:ind w:firstLine="0"/>
+      <w:jc w:val="center"/>
       <w:outlineLvl w:val="0"/>
     </w:pPr>
     <w:rPr>
-      <w:rFonts w:cstheme="majorBidi"/>
-      <w:color w:themeColor="accent1" w:themeShade="BF" w:val="0F4761"/>
-      <w:sz w:val="40"/>
-      <w:szCs w:val="40"/>
-    </w:rPr>
-  </w:style>
-  <w:style w:styleId="Heading2" w:type="paragraph">
+      <w:rFonts w:ascii="Times New Roman" w:hAnsi="Times New Roman" w:eastAsia="Times New Roman" w:cs="Times New Roman"/>
+      <w:b/>
+      <w:bCs/>
+      <w:caps/>
+      <w:color w:val="000000"/>
+      <w:sz w:val="28"/>
+      <w:szCs w:val="28"/>
+    </w:rPr>
+  </w:style>
+  <w:style w:type="paragraph" w:styleId="Heading2">
     <w:name w:val="heading 2"/>
     <w:basedOn w:val="Normal"/>
     <w:next w:val="BodyText"/>
@@ -1229,17 +1267,20 @@
     <w:pPr>
       <w:keepNext/>
       <w:keepLines/>
-      <w:spacing w:after="80" w:before="160"/>
+      <w:spacing w:before="240" w:after="120" w:line="368" w:lineRule="exact"/>
+      <w:ind w:firstLine="0"/>
       <w:outlineLvl w:val="1"/>
     </w:pPr>
     <w:rPr>
-      <w:rFonts w:cstheme="majorBidi"/>
-      <w:color w:themeColor="accent1" w:themeShade="BF" w:val="0F4761"/>
-      <w:sz w:val="32"/>
-      <w:szCs w:val="32"/>
-    </w:rPr>
-  </w:style>
-  <w:style w:styleId="Heading3" w:type="paragraph">
+      <w:rFonts w:ascii="Times New Roman" w:hAnsi="Times New Roman" w:eastAsia="Times New Roman" w:cs="Times New Roman"/>
+      <w:b/>
+      <w:bCs/>
+      <w:color w:val="000000"/>
+      <w:sz w:val="28"/>
+      <w:szCs w:val="28"/>
+    </w:rPr>
+  </w:style>
+  <w:style w:type="paragraph" w:styleId="Heading3">
     <w:name w:val="heading 3"/>
     <w:basedOn w:val="Normal"/>
     <w:next w:val="BodyText"/>
@@ -1252,17 +1293,20 @@
     <w:pPr>
       <w:keepNext/>
       <w:keepLines/>
-      <w:spacing w:after="80" w:before="160"/>
+      <w:spacing w:before="240" w:after="120" w:line="368" w:lineRule="exact"/>
+      <w:ind w:firstLine="0"/>
       <w:outlineLvl w:val="2"/>
     </w:pPr>
     <w:rPr>
-      <w:rFonts w:cstheme="majorBidi"/>
-      <w:color w:themeColor="accent1" w:themeShade="BF" w:val="0F4761"/>
+      <w:rFonts w:ascii="Times New Roman" w:hAnsi="Times New Roman" w:eastAsia="Times New Roman" w:cs="Times New Roman"/>
+      <w:b/>
+      <w:bCs/>
+      <w:color w:val="000000"/>
       <w:sz w:val="28"/>
       <w:szCs w:val="28"/>
     </w:rPr>
   </w:style>
-  <w:style w:styleId="Heading4" w:type="paragraph">
+  <w:style w:type="paragraph" w:styleId="Heading4">
     <w:name w:val="heading 4"/>
     <w:basedOn w:val="Normal"/>
     <w:next w:val="BodyText"/>
@@ -1275,17 +1319,21 @@
     <w:pPr>
       <w:keepNext/>
       <w:keepLines/>
-      <w:spacing w:after="40" w:before="80"/>
+      <w:spacing w:before="240" w:after="120" w:line="368" w:lineRule="exact"/>
+      <w:ind w:firstLine="0"/>
       <w:outlineLvl w:val="3"/>
     </w:pPr>
     <w:rPr>
-      <w:rFonts w:cstheme="majorBidi"/>
+      <w:rFonts w:ascii="Times New Roman" w:hAnsi="Times New Roman" w:eastAsia="Times New Roman" w:cs="Times New Roman"/>
+      <w:b/>
+      <w:bCs/>
       <w:i/>
-      <w:iCs/>
-      <w:color w:themeColor="accent1" w:themeShade="BF" w:val="0F4761"/>
-    </w:rPr>
-  </w:style>
-  <w:style w:styleId="Heading5" w:type="paragraph">
+      <w:color w:val="000000"/>
+      <w:sz w:val="28"/>
+      <w:szCs w:val="28"/>
+    </w:rPr>
+  </w:style>
+  <w:style w:type="paragraph" w:styleId="Heading5">
     <w:name w:val="heading 5"/>
     <w:basedOn w:val="Normal"/>
     <w:next w:val="BodyText"/>
@@ -1298,15 +1346,21 @@
     <w:pPr>
       <w:keepNext/>
       <w:keepLines/>
-      <w:spacing w:after="40" w:before="80"/>
+      <w:spacing w:before="240" w:after="120" w:line="368" w:lineRule="exact"/>
+      <w:ind w:firstLine="0"/>
       <w:outlineLvl w:val="4"/>
     </w:pPr>
     <w:rPr>
-      <w:rFonts w:cstheme="majorBidi"/>
-      <w:color w:themeColor="accent1" w:themeShade="BF" w:val="0F4761"/>
-    </w:rPr>
-  </w:style>
-  <w:style w:styleId="Heading6" w:type="paragraph">
+      <w:rFonts w:ascii="Times New Roman" w:hAnsi="Times New Roman" w:eastAsia="Times New Roman" w:cs="Times New Roman"/>
+      <w:b/>
+      <w:bCs/>
+      <w:i/>
+      <w:color w:val="000000"/>
+      <w:sz w:val="28"/>
+      <w:szCs w:val="28"/>
+    </w:rPr>
+  </w:style>
+  <w:style w:type="paragraph" w:styleId="Heading6">
     <w:name w:val="heading 6"/>
     <w:basedOn w:val="Normal"/>
     <w:next w:val="BodyText"/>
@@ -1319,17 +1373,17 @@
     <w:pPr>
       <w:keepNext/>
       <w:keepLines/>
-      <w:spacing w:after="0" w:before="40"/>
+      <w:spacing w:before="40" w:after="0"/>
       <w:outlineLvl w:val="5"/>
     </w:pPr>
     <w:rPr>
-      <w:rFonts w:cstheme="majorBidi"/>
+      <w:rFonts w:eastAsiaTheme="majorEastAsia" w:cstheme="majorBidi"/>
       <w:i/>
       <w:iCs/>
-      <w:color w:themeColor="text1" w:themeTint="A6" w:val="595959"/>
-    </w:rPr>
-  </w:style>
-  <w:style w:styleId="Heading7" w:type="paragraph">
+      <w:color w:val="595959" w:themeColor="text1" w:themeTint="A6"/>
+    </w:rPr>
+  </w:style>
+  <w:style w:type="paragraph" w:styleId="Heading7">
     <w:name w:val="heading 7"/>
     <w:basedOn w:val="Normal"/>
     <w:next w:val="BodyText"/>
@@ -1342,15 +1396,15 @@
     <w:pPr>
       <w:keepNext/>
       <w:keepLines/>
-      <w:spacing w:after="0" w:before="40"/>
+      <w:spacing w:before="40" w:after="0"/>
       <w:outlineLvl w:val="6"/>
     </w:pPr>
     <w:rPr>
-      <w:rFonts w:cstheme="majorBidi"/>
-      <w:color w:themeColor="text1" w:themeTint="A6" w:val="595959"/>
-    </w:rPr>
-  </w:style>
-  <w:style w:styleId="Heading8" w:type="paragraph">
+      <w:rFonts w:eastAsiaTheme="majorEastAsia" w:cstheme="majorBidi"/>
+      <w:color w:val="595959" w:themeColor="text1" w:themeTint="A6"/>
+    </w:rPr>
+  </w:style>
+  <w:style w:type="paragraph" w:styleId="Heading8">
     <w:name w:val="heading 8"/>
     <w:basedOn w:val="Normal"/>
     <w:next w:val="BodyText"/>
@@ -1367,13 +1421,13 @@
       <w:outlineLvl w:val="7"/>
     </w:pPr>
     <w:rPr>
-      <w:rFonts w:cstheme="majorBidi"/>
+      <w:rFonts w:eastAsiaTheme="majorEastAsia" w:cstheme="majorBidi"/>
       <w:i/>
       <w:iCs/>
-      <w:color w:themeColor="text1" w:themeTint="D8" w:val="272727"/>
-    </w:rPr>
-  </w:style>
-  <w:style w:styleId="Heading9" w:type="paragraph">
+      <w:color w:val="272727" w:themeColor="text1" w:themeTint="D8"/>
+    </w:rPr>
+  </w:style>
+  <w:style w:type="paragraph" w:styleId="Heading9">
     <w:name w:val="heading 9"/>
     <w:basedOn w:val="Normal"/>
     <w:next w:val="BodyText"/>
@@ -1390,24 +1444,24 @@
       <w:outlineLvl w:val="8"/>
     </w:pPr>
     <w:rPr>
-      <w:rFonts w:cstheme="majorBidi"/>
-      <w:color w:themeColor="text1" w:themeTint="D8" w:val="272727"/>
-    </w:rPr>
-  </w:style>
-  <w:style w:customStyle="1" w:styleId="Heading1Char" w:type="character">
+      <w:rFonts w:eastAsiaTheme="majorEastAsia" w:cstheme="majorBidi"/>
+      <w:color w:val="272727" w:themeColor="text1" w:themeTint="D8"/>
+    </w:rPr>
+  </w:style>
+  <w:style w:type="character" w:customStyle="1" w:styleId="Heading1Char">
     <w:name w:val="Heading 1 Char"/>
     <w:basedOn w:val="DefaultParagraphFont"/>
     <w:link w:val="Heading1"/>
     <w:uiPriority w:val="9"/>
     <w:rsid w:val="00A10FD9"/>
     <w:rPr>
-      <w:rFonts w:cstheme="majorBidi"/>
-      <w:color w:themeColor="accent1" w:themeShade="BF" w:val="0F4761"/>
+      <w:rFonts w:asciiTheme="majorHAnsi" w:eastAsiaTheme="majorEastAsia" w:hAnsiTheme="majorHAnsi" w:cstheme="majorBidi"/>
+      <w:color w:val="0F4761" w:themeColor="accent1" w:themeShade="BF"/>
       <w:sz w:val="40"/>
       <w:szCs w:val="40"/>
     </w:rPr>
   </w:style>
-  <w:style w:customStyle="1" w:styleId="Heading2Char" w:type="character">
+  <w:style w:type="character" w:customStyle="1" w:styleId="Heading2Char">
     <w:name w:val="Heading 2 Char"/>
     <w:basedOn w:val="DefaultParagraphFont"/>
     <w:link w:val="Heading2"/>
@@ -1415,13 +1469,13 @@
     <w:semiHidden/>
     <w:rsid w:val="00A10FD9"/>
     <w:rPr>
-      <w:rFonts w:cstheme="majorBidi"/>
-      <w:color w:themeColor="accent1" w:themeShade="BF" w:val="0F4761"/>
+      <w:rFonts w:asciiTheme="majorHAnsi" w:eastAsiaTheme="majorEastAsia" w:hAnsiTheme="majorHAnsi" w:cstheme="majorBidi"/>
+      <w:color w:val="0F4761" w:themeColor="accent1" w:themeShade="BF"/>
       <w:sz w:val="32"/>
       <w:szCs w:val="32"/>
     </w:rPr>
   </w:style>
-  <w:style w:customStyle="1" w:styleId="Heading3Char" w:type="character">
+  <w:style w:type="character" w:customStyle="1" w:styleId="Heading3Char">
     <w:name w:val="Heading 3 Char"/>
     <w:basedOn w:val="DefaultParagraphFont"/>
     <w:link w:val="Heading3"/>
@@ -1429,13 +1483,13 @@
     <w:semiHidden/>
     <w:rsid w:val="00A10FD9"/>
     <w:rPr>
-      <w:rFonts w:cstheme="majorBidi"/>
-      <w:color w:themeColor="accent1" w:themeShade="BF" w:val="0F4761"/>
+      <w:rFonts w:eastAsiaTheme="majorEastAsia" w:cstheme="majorBidi"/>
+      <w:color w:val="0F4761" w:themeColor="accent1" w:themeShade="BF"/>
       <w:sz w:val="28"/>
       <w:szCs w:val="28"/>
     </w:rPr>
   </w:style>
-  <w:style w:customStyle="1" w:styleId="Heading4Char" w:type="character">
+  <w:style w:type="character" w:customStyle="1" w:styleId="Heading4Char">
     <w:name w:val="Heading 4 Char"/>
     <w:basedOn w:val="DefaultParagraphFont"/>
     <w:link w:val="Heading4"/>
@@ -1443,13 +1497,13 @@
     <w:semiHidden/>
     <w:rsid w:val="00A10FD9"/>
     <w:rPr>
-      <w:rFonts w:cstheme="majorBidi"/>
+      <w:rFonts w:eastAsiaTheme="majorEastAsia" w:cstheme="majorBidi"/>
       <w:i/>
       <w:iCs/>
-      <w:color w:themeColor="accent1" w:themeShade="BF" w:val="0F4761"/>
-    </w:rPr>
-  </w:style>
-  <w:style w:customStyle="1" w:styleId="Heading5Char" w:type="character">
+      <w:color w:val="0F4761" w:themeColor="accent1" w:themeShade="BF"/>
+    </w:rPr>
+  </w:style>
+  <w:style w:type="character" w:customStyle="1" w:styleId="Heading5Char">
     <w:name w:val="Heading 5 Char"/>
     <w:basedOn w:val="DefaultParagraphFont"/>
     <w:link w:val="Heading5"/>
@@ -1457,11 +1511,11 @@
     <w:semiHidden/>
     <w:rsid w:val="00A10FD9"/>
     <w:rPr>
-      <w:rFonts w:cstheme="majorBidi"/>
-      <w:color w:themeColor="accent1" w:themeShade="BF" w:val="0F4761"/>
-    </w:rPr>
-  </w:style>
-  <w:style w:customStyle="1" w:styleId="Heading6Char" w:type="character">
+      <w:rFonts w:eastAsiaTheme="majorEastAsia" w:cstheme="majorBidi"/>
+      <w:color w:val="0F4761" w:themeColor="accent1" w:themeShade="BF"/>
+    </w:rPr>
+  </w:style>
+  <w:style w:type="character" w:customStyle="1" w:styleId="Heading6Char">
     <w:name w:val="Heading 6 Char"/>
     <w:basedOn w:val="DefaultParagraphFont"/>
     <w:link w:val="Heading6"/>
@@ -1469,13 +1523,13 @@
     <w:semiHidden/>
     <w:rsid w:val="00A10FD9"/>
     <w:rPr>
-      <w:rFonts w:cstheme="majorBidi"/>
+      <w:rFonts w:eastAsiaTheme="majorEastAsia" w:cstheme="majorBidi"/>
       <w:i/>
       <w:iCs/>
-      <w:color w:themeColor="text1" w:themeTint="A6" w:val="595959"/>
-    </w:rPr>
-  </w:style>
-  <w:style w:customStyle="1" w:styleId="Heading7Char" w:type="character">
+      <w:color w:val="595959" w:themeColor="text1" w:themeTint="A6"/>
+    </w:rPr>
+  </w:style>
+  <w:style w:type="character" w:customStyle="1" w:styleId="Heading7Char">
     <w:name w:val="Heading 7 Char"/>
     <w:basedOn w:val="DefaultParagraphFont"/>
     <w:link w:val="Heading7"/>
@@ -1483,11 +1537,11 @@
     <w:semiHidden/>
     <w:rsid w:val="00A10FD9"/>
     <w:rPr>
-      <w:rFonts w:cstheme="majorBidi"/>
-      <w:color w:themeColor="text1" w:themeTint="A6" w:val="595959"/>
-    </w:rPr>
-  </w:style>
-  <w:style w:customStyle="1" w:styleId="Heading8Char" w:type="character">
+      <w:rFonts w:eastAsiaTheme="majorEastAsia" w:cstheme="majorBidi"/>
+      <w:color w:val="595959" w:themeColor="text1" w:themeTint="A6"/>
+    </w:rPr>
+  </w:style>
+  <w:style w:type="character" w:customStyle="1" w:styleId="Heading8Char">
     <w:name w:val="Heading 8 Char"/>
     <w:basedOn w:val="DefaultParagraphFont"/>
     <w:link w:val="Heading8"/>
@@ -1495,13 +1549,13 @@
     <w:semiHidden/>
     <w:rsid w:val="00A10FD9"/>
     <w:rPr>
-      <w:rFonts w:cstheme="majorBidi"/>
+      <w:rFonts w:eastAsiaTheme="majorEastAsia" w:cstheme="majorBidi"/>
       <w:i/>
       <w:iCs/>
-      <w:color w:themeColor="text1" w:themeTint="D8" w:val="272727"/>
-    </w:rPr>
-  </w:style>
-  <w:style w:customStyle="1" w:styleId="Heading9Char" w:type="character">
+      <w:color w:val="272727" w:themeColor="text1" w:themeTint="D8"/>
+    </w:rPr>
+  </w:style>
+  <w:style w:type="character" w:customStyle="1" w:styleId="Heading9Char">
     <w:name w:val="Heading 9 Char"/>
     <w:basedOn w:val="DefaultParagraphFont"/>
     <w:link w:val="Heading9"/>
@@ -1509,11 +1563,48 @@
     <w:semiHidden/>
     <w:rsid w:val="00A10FD9"/>
     <w:rPr>
-      <w:rFonts w:cstheme="majorBidi"/>
-      <w:color w:themeColor="text1" w:themeTint="D8" w:val="272727"/>
-    </w:rPr>
-  </w:style>
-  <w:style w:styleId="FootnoteBlockText" w:type="paragraph">
+      <w:rFonts w:eastAsiaTheme="majorEastAsia" w:cstheme="majorBidi"/>
+      <w:color w:val="272727" w:themeColor="text1" w:themeTint="D8"/>
+    </w:rPr>
+  </w:style>
+  <w:style w:type="paragraph" w:customStyle="1" w:styleId="ListItem">
+    <w:name w:val="List Item"/>
+    <w:basedOn w:val="BodyText"/>
+    <w:qFormat/>
+    <w:pPr>
+      <w:spacing w:before="0" w:after="0" w:line="644" w:lineRule="exact"/>
+      <w:ind w:left="720" w:hanging="720"/>
+    </w:pPr>
+  </w:style>
+  <w:style w:type="paragraph" w:styleId="BlockText">
+    <w:name w:val="Block Text"/>
+    <w:basedOn w:val="BodyText"/>
+    <w:next w:val="BodyText"/>
+    <w:uiPriority w:val="9"/>
+    <w:unhideWhenUsed/>
+    <w:qFormat/>
+    <w:pPr>
+      <w:spacing w:before="280" w:after="280" w:line="322" w:lineRule="exact"/>
+      <w:ind w:firstLine="0" w:left="720" w:right="720"/>
+    </w:pPr>
+  </w:style>
+  <w:style w:type="paragraph" w:styleId="FootnoteText">
+    <w:name w:val="Footnote Text"/>
+    <w:basedOn w:val="Normal"/>
+    <w:next w:val="FootnoteText"/>
+    <w:uiPriority w:val="9"/>
+    <w:unhideWhenUsed/>
+    <w:qFormat/>
+    <w:pPr>
+      <w:keepLines/>
+      <w:spacing w:before="0" w:after="140" w:line="322" w:lineRule="exact"/>
+    </w:pPr>
+    <w:rPr>
+      <w:sz w:val="28"/>
+      <w:szCs w:val="28"/>
+    </w:rPr>
+  </w:style>
+  <w:style w:type="paragraph" w:styleId="FootnoteBlockText">
     <w:name w:val="Footnote Block Text"/>
     <w:basedOn w:val="FootnoteText"/>
     <w:next w:val="FootnoteText"/>
@@ -1521,38 +1612,29 @@
     <w:unhideWhenUsed/>
     <w:qFormat/>
     <w:pPr>
-      <w:spacing w:after="100" w:before="100"/>
-      <w:ind w:firstLine="0" w:left="480" w:right="480"/>
-    </w:pPr>
-  </w:style>
-  <w:style w:default="1" w:styleId="DefaultParagraphFont" w:type="character">
+      <w:spacing w:before="280" w:after="280"/>
+      <w:ind w:firstLine="0" w:left="720" w:right="720"/>
+    </w:pPr>
+  </w:style>
+  <w:style w:type="character" w:default="1" w:styleId="DefaultParagraphFont">
     <w:name w:val="Default Paragraph Font"/>
     <w:semiHidden/>
     <w:unhideWhenUsed/>
   </w:style>
-  <w:style w:default="1" w:styleId="Table" w:type="table">
+  <w:style w:type="table" w:default="1" w:styleId="Table">
     <w:name w:val="Table"/>
     <w:basedOn w:val="TableNormal"/>
-    <w:semiHidden/>
-    <w:unhideWhenUsed/>
     <w:qFormat/>
     <w:tblPr>
-      <w:tblInd w:type="dxa" w:w="0"/>
+      <w:tblInd w:w="0" w:type="dxa"/>
       <w:tblCellMar>
-        <w:top w:type="dxa" w:w="0"/>
-        <w:left w:type="dxa" w:w="108"/>
-        <w:bottom w:type="dxa" w:w="0"/>
-        <w:right w:type="dxa" w:w="108"/>
+        <w:top w:w="0" w:type="dxa"/>
+        <w:left w:w="108" w:type="dxa"/>
+        <w:bottom w:w="0" w:type="dxa"/>
+        <w:right w:w="108" w:type="dxa"/>
       </w:tblCellMar>
     </w:tblPr>
     <w:tblStylePr w:type="firstRow">
-      <w:tblPr>
-        <w:jc w:val="left"/>
-        <w:tblInd w:type="dxa" w:w="0"/>
-      </w:tblPr>
-      <w:trPr>
-        <w:jc w:val="left"/>
-      </w:trPr>
       <w:tcPr>
         <w:tcBorders>
           <w:bottom w:val="single"/>
@@ -1561,7 +1643,7 @@
       </w:tcPr>
     </w:tblStylePr>
   </w:style>
-  <w:style w:customStyle="1" w:styleId="DefinitionTerm" w:type="paragraph">
+  <w:style w:type="paragraph" w:customStyle="1" w:styleId="DefinitionTerm">
     <w:name w:val="Definition Term"/>
     <w:basedOn w:val="Normal"/>
     <w:next w:val="Definition"/>
@@ -1574,49 +1656,49 @@
       <w:b/>
     </w:rPr>
   </w:style>
-  <w:style w:customStyle="1" w:styleId="Definition" w:type="paragraph">
+  <w:style w:type="paragraph" w:customStyle="1" w:styleId="Definition">
     <w:name w:val="Definition"/>
     <w:basedOn w:val="Normal"/>
   </w:style>
-  <w:style w:styleId="Caption" w:type="paragraph">
+  <w:style w:type="paragraph" w:styleId="Caption">
     <w:name w:val="Caption"/>
     <w:basedOn w:val="Normal"/>
     <w:link w:val="BodyTextChar"/>
     <w:pPr>
-      <w:spacing w:after="120" w:before="0"/>
+      <w:spacing w:before="0" w:after="120"/>
     </w:pPr>
     <w:rPr>
       <w:i/>
     </w:rPr>
   </w:style>
-  <w:style w:customStyle="1" w:styleId="TableCaption" w:type="paragraph">
+  <w:style w:type="paragraph" w:customStyle="1" w:styleId="TableCaption">
     <w:name w:val="Table Caption"/>
     <w:basedOn w:val="Caption"/>
     <w:pPr>
       <w:keepNext/>
     </w:pPr>
   </w:style>
-  <w:style w:customStyle="1" w:styleId="ImageCaption" w:type="paragraph">
+  <w:style w:type="paragraph" w:customStyle="1" w:styleId="ImageCaption">
     <w:name w:val="Image Caption"/>
     <w:basedOn w:val="Caption"/>
   </w:style>
-  <w:style w:customStyle="1" w:styleId="Figure" w:type="paragraph">
+  <w:style w:type="paragraph" w:customStyle="1" w:styleId="Figure">
     <w:name w:val="Figure"/>
     <w:basedOn w:val="Normal"/>
   </w:style>
-  <w:style w:customStyle="1" w:styleId="CaptionedFigure" w:type="paragraph">
+  <w:style w:type="paragraph" w:customStyle="1" w:styleId="CaptionedFigure">
     <w:name w:val="Captioned Figure"/>
     <w:basedOn w:val="Figure"/>
     <w:pPr>
       <w:keepNext/>
     </w:pPr>
   </w:style>
-  <w:style w:customStyle="1" w:styleId="BodyTextChar" w:type="character">
+  <w:style w:type="character" w:customStyle="1" w:styleId="BodyTextChar">
     <w:name w:val="Body Text Char"/>
     <w:basedOn w:val="DefaultParagraphFont"/>
     <w:link w:val="BodyText"/>
   </w:style>
-  <w:style w:customStyle="1" w:styleId="VerbatimChar" w:type="character">
+  <w:style w:type="character" w:customStyle="1" w:styleId="VerbatimChar">
     <w:name w:val="Verbatim Char"/>
     <w:basedOn w:val="BodyTextChar"/>
     <w:rPr>
@@ -1624,11 +1706,25 @@
       <w:sz w:val="22"/>
     </w:rPr>
   </w:style>
-  <w:style w:customStyle="1" w:styleId="SectionNumber" w:type="character">
+  <w:style w:type="character" w:customStyle="1" w:styleId="SectionNumber">
     <w:name w:val="Section Number"/>
     <w:basedOn w:val="BodyTextChar"/>
   </w:style>
-  <w:style w:styleId="TOCHeading" w:type="paragraph">
+  <w:style w:type="character" w:styleId="FootnoteReference">
+    <w:name w:val="Footnote Reference"/>
+    <w:basedOn w:val="BodyTextChar"/>
+    <w:rPr>
+      <w:vertAlign w:val="superscript"/>
+    </w:rPr>
+  </w:style>
+  <w:style w:type="character" w:styleId="Hyperlink">
+    <w:name w:val="Hyperlink"/>
+    <w:basedOn w:val="BodyTextChar"/>
+    <w:rPr>
+      <w:color w:val="000000"/>
+    </w:rPr>
+  </w:style>
+  <w:style w:type="paragraph" w:styleId="TOCHeading">
     <w:name w:val="TOC Heading"/>
     <w:basedOn w:val="Heading1"/>
     <w:next w:val="BodyText"/>
@@ -1640,220 +1736,200 @@
       <w:outlineLvl w:val="9"/>
     </w:pPr>
     <w:rPr>
-      <w:rFonts w:cstheme="majorBidi"/>
+      <w:rFonts w:asciiTheme="majorHAnsi" w:eastAsiaTheme="majorEastAsia" w:hAnsiTheme="majorHAnsi" w:cstheme="majorBidi"/>
       <w:b w:val="0"/>
       <w:bCs w:val="0"/>
-      <w:color w:themeColor="accent1" w:themeShade="BF" w:val="365F91"/>
-    </w:rPr>
-  </w:style>
-  <w:style w:default="1" w:styleId="Normal" w:type="paragraph">
-    <w:name w:val="Normal"/>
-    <w:qFormat/>
-    <w:pPr>
-      <w:widowControl/>
-      <w:spacing w:after="0" w:before="0" w:line="240" w:lineRule="auto"/>
+      <w:color w:val="365F91" w:themeColor="accent1" w:themeShade="BF"/>
+    </w:rPr>
+  </w:style>
+  <w:style w:type="paragraph" w:customStyle="1" w:styleId="BodyKeep">
+    <w:name w:val="Body Keep"/>
+    <w:basedOn w:val="BodyText"/>
+    <w:qFormat/>
+    <w:pPr>
+      <w:keepNext/>
+      <w:keepLines/>
+    </w:pPr>
+    <w:rPr/>
+  </w:style>
+  <w:style w:type="paragraph" w:customStyle="1" w:styleId="CoverCenter">
+    <w:name w:val="Cover Center"/>
+    <w:basedOn w:val="Normal"/>
+    <w:qFormat/>
+    <w:pPr>
+      <w:spacing w:before="0" w:after="0" w:line="322" w:lineRule="exact"/>
+      <w:ind w:firstLine="0"/>
+      <w:jc w:val="center"/>
+    </w:pPr>
+    <w:rPr/>
+  </w:style>
+  <w:style w:type="paragraph" w:customStyle="1" w:styleId="CoverIndent">
+    <w:name w:val="Cover Indent"/>
+    <w:basedOn w:val="Normal"/>
+    <w:qFormat/>
+    <w:pPr>
+      <w:spacing w:before="0" w:after="0" w:line="322" w:lineRule="exact"/>
+      <w:ind w:left="4680" w:firstLine="0"/>
+      <w:jc w:val="left"/>
+    </w:pPr>
+    <w:rPr/>
+  </w:style>
+  <w:style w:type="paragraph" w:customStyle="1" w:styleId="CoverStep">
+    <w:name w:val="Cover Step"/>
+    <w:basedOn w:val="CoverIndent"/>
+    <w:qFormat/>
+    <w:pPr>
+      <w:ind w:left="4820" w:firstLine="0"/>
+    </w:pPr>
+    <w:rPr/>
+  </w:style>
+  <w:style w:type="paragraph" w:customStyle="1" w:styleId="CoverGap">
+    <w:name w:val="Cover Gap"/>
+    <w:basedOn w:val="Normal"/>
+    <w:qFormat/>
+    <w:pPr>
+      <w:spacing w:before="0" w:after="0" w:line="200" w:lineRule="exact"/>
+      <w:jc w:val="center"/>
+    </w:pPr>
+    <w:rPr/>
+  </w:style>
+  <w:style w:type="paragraph" w:customStyle="1" w:styleId="DoubleRule">
+    <w:name w:val="Double Rule"/>
+    <w:basedOn w:val="Normal"/>
+    <w:qFormat/>
+    <w:pPr>
+      <w:pBdr>
+        <w:bottom w:val="double" w:sz="6" w:space="1" w:color="000000"/>
+      </w:pBdr>
+      <w:spacing w:before="0" w:after="240" w:line="240" w:lineRule="auto"/>
+      <w:ind w:firstLine="0"/>
+    </w:pPr>
+    <w:rPr>
+      <w:sz w:val="8"/>
+      <w:szCs w:val="8"/>
+    </w:rPr>
+  </w:style>
+  <w:style w:type="paragraph" w:customStyle="1" w:styleId="ShortRule">
+    <w:name w:val="Short Rule"/>
+    <w:basedOn w:val="Normal"/>
+    <w:qFormat/>
+    <w:pPr>
+      <w:pBdr>
+        <w:bottom w:val="single" w:sz="6" w:space="1" w:color="000000"/>
+      </w:pBdr>
+      <w:spacing w:before="0" w:after="240" w:line="80" w:lineRule="exact"/>
+      <w:ind w:left="3240" w:right="3240" w:firstLine="0"/>
+      <w:jc w:val="center"/>
+    </w:pPr>
+    <w:rPr/>
+  </w:style>
+  <w:style w:type="paragraph" w:customStyle="1" w:styleId="Single">
+    <w:name w:val="Single"/>
+    <w:basedOn w:val="Normal"/>
+    <w:qFormat/>
+    <w:pPr>
+      <w:spacing w:before="0" w:after="280" w:line="322" w:lineRule="exact"/>
       <w:ind w:firstLine="0"/>
       <w:jc w:val="left"/>
     </w:pPr>
-    <w:rPr>
-      <w:rFonts w:ascii="EB Garamond" w:cs="EB Garamond" w:eastAsia="EB Garamond" w:hAnsi="EB Garamond"/>
-      <w:sz w:val="28"/>
-      <w:szCs w:val="28"/>
-    </w:rPr>
-  </w:style>
-  <w:style w:styleId="BodyText" w:type="paragraph">
-    <w:name w:val="Body Text"/>
-    <w:basedOn w:val="Normal"/>
-    <w:qFormat/>
-    <w:pPr>
-      <w:widowControl/>
-      <w:spacing w:after="0" w:before="0" w:line="629" w:lineRule="exact"/>
-      <w:ind w:firstLine="720"/>
-    </w:pPr>
-  </w:style>
-  <w:style w:styleId="FirstParagraph" w:type="paragraph">
-    <w:name w:val="First Paragraph"/>
-    <w:basedOn w:val="BodyText"/>
-    <w:next w:val="BodyText"/>
-    <w:qFormat/>
-    <w:pPr>
-      <w:spacing w:after="0" w:before="0" w:line="629" w:lineRule="exact"/>
-      <w:ind w:firstLine="720"/>
-    </w:pPr>
-  </w:style>
-  <w:style w:styleId="Compact" w:type="paragraph">
-    <w:name w:val="Compact"/>
-    <w:basedOn w:val="BodyText"/>
-    <w:qFormat/>
-    <w:pPr>
-      <w:spacing w:after="0" w:before="0" w:line="629" w:lineRule="exact"/>
+    <w:rPr/>
+  </w:style>
+  <w:style w:type="paragraph" w:customStyle="1" w:styleId="BulletItem">
+    <w:name w:val="Bullet Item"/>
+    <w:basedOn w:val="Normal"/>
+    <w:qFormat/>
+    <w:pPr>
+      <w:keepLines/>
+      <w:spacing w:before="0" w:after="0" w:line="322" w:lineRule="exact"/>
+      <w:ind w:left="360" w:hanging="360"/>
+      <w:jc w:val="left"/>
+    </w:pPr>
+    <w:rPr/>
+  </w:style>
+  <w:style w:type="paragraph" w:customStyle="1" w:styleId="CertBox">
+    <w:name w:val="Certificate Box"/>
+    <w:basedOn w:val="Normal"/>
+    <w:qFormat/>
+    <w:pPr>
+      <w:keepLines/>
+      <w:spacing w:before="224" w:after="224" w:line="322" w:lineRule="exact"/>
+      <w:ind w:left="1168" w:hanging="448"/>
+      <w:jc w:val="left"/>
+    </w:pPr>
+    <w:rPr/>
+  </w:style>
+  <w:style w:type="paragraph" w:customStyle="1" w:styleId="Signature">
+    <w:name w:val="Signature"/>
+    <w:basedOn w:val="Normal"/>
+    <w:qFormat/>
+    <w:pPr>
+      <w:keepNext/>
+      <w:keepLines/>
+      <w:spacing w:before="0" w:after="0" w:line="322" w:lineRule="exact"/>
+      <w:ind w:left="4680" w:firstLine="0"/>
+      <w:jc w:val="left"/>
+    </w:pPr>
+    <w:rPr/>
+  </w:style>
+  <w:style w:type="paragraph" w:customStyle="1" w:styleId="SigHead">
+    <w:name w:val="Signature Head"/>
+    <w:basedOn w:val="Signature"/>
+    <w:qFormat/>
+    <w:pPr>
+      <w:spacing w:before="392" w:after="0" w:line="322" w:lineRule="exact"/>
+    </w:pPr>
+    <w:rPr/>
+  </w:style>
+  <w:style w:type="paragraph" w:customStyle="1" w:styleId="SigName">
+    <w:name w:val="Signature Name"/>
+    <w:basedOn w:val="Signature"/>
+    <w:qFormat/>
+    <w:pPr>
+      <w:spacing w:before="336" w:after="0" w:line="322" w:lineRule="exact"/>
+    </w:pPr>
+    <w:rPr/>
+  </w:style>
+  <w:style w:type="paragraph" w:customStyle="1" w:styleId="SigLines">
+    <w:name w:val="Signature Lines"/>
+    <w:basedOn w:val="Signature"/>
+    <w:qFormat/>
+    <w:pPr>
+      <w:ind w:left="4820" w:firstLine="0"/>
+    </w:pPr>
+    <w:rPr>
+      <w:i/>
+      <w:iCs/>
+    </w:rPr>
+  </w:style>
+  <w:style w:type="paragraph" w:customStyle="1" w:styleId="SigDate">
+    <w:name w:val="Signature Date"/>
+    <w:basedOn w:val="Normal"/>
+    <w:qFormat/>
+    <w:pPr>
+      <w:spacing w:before="224" w:after="0" w:line="322" w:lineRule="exact"/>
       <w:ind w:firstLine="0"/>
-    </w:pPr>
-  </w:style>
-  <w:style w:styleId="BlockText" w:type="paragraph">
-    <w:name w:val="Block Text"/>
-    <w:basedOn w:val="Normal"/>
-    <w:qFormat/>
-    <w:pPr>
-      <w:keepLines/>
-      <w:spacing w:after="280" w:before="280" w:line="240" w:lineRule="auto"/>
-      <w:ind w:firstLine="0" w:left="720" w:right="720"/>
-    </w:pPr>
-  </w:style>
-  <w:style w:styleId="FootnoteText" w:type="paragraph">
-    <w:name w:val="footnote text"/>
-    <w:basedOn w:val="Normal"/>
-    <w:pPr>
-      <w:spacing w:after="140" w:before="0" w:line="240" w:lineRule="auto"/>
-      <w:ind w:firstLine="0"/>
-    </w:pPr>
-    <w:rPr>
-      <w:sz w:val="28"/>
-      <w:szCs w:val="28"/>
-    </w:rPr>
-  </w:style>
-  <w:style w:styleId="FootnoteReference" w:type="character">
-    <w:name w:val="footnote reference"/>
-    <w:rPr>
-      <w:vertAlign w:val="superscript"/>
-    </w:rPr>
-  </w:style>
-  <w:style w:styleId="Hyperlink" w:type="character">
-    <w:name w:val="Hyperlink"/>
-    <w:rPr>
-      <w:color w:val="000000"/>
-    </w:rPr>
-  </w:style>
-  <w:style w:styleId="Footer" w:type="paragraph">
-    <w:name w:val="footer"/>
-    <w:basedOn w:val="Normal"/>
-    <w:pPr>
-      <w:jc w:val="center"/>
-    </w:pPr>
-    <w:rPr>
-      <w:sz w:val="28"/>
-      <w:szCs w:val="28"/>
-    </w:rPr>
-  </w:style>
-  <w:style w:customStyle="1" w:styleId="CoverCenter" w:type="paragraph">
-    <w:name w:val="Cover Center"/>
-    <w:basedOn w:val="Normal"/>
-    <w:pPr>
-      <w:spacing w:after="0" w:before="0" w:line="240" w:lineRule="auto"/>
-      <w:jc w:val="center"/>
-    </w:pPr>
-  </w:style>
-  <w:style w:customStyle="1" w:styleId="CoverLeft" w:type="paragraph">
-    <w:name w:val="Cover Left"/>
-    <w:basedOn w:val="Normal"/>
-    <w:pPr>
-      <w:spacing w:after="0" w:before="0" w:line="240" w:lineRule="auto"/>
       <w:jc w:val="left"/>
     </w:pPr>
-  </w:style>
-  <w:style w:customStyle="1" w:styleId="CoverIndent" w:type="paragraph">
-    <w:name w:val="Cover Indent"/>
-    <w:basedOn w:val="Normal"/>
-    <w:pPr>
-      <w:spacing w:after="0" w:before="0" w:line="240" w:lineRule="auto"/>
-      <w:ind w:firstLine="0" w:left="4680"/>
-      <w:jc w:val="left"/>
-    </w:pPr>
-  </w:style>
-  <w:style w:customStyle="1" w:styleId="CoverGap" w:type="paragraph">
-    <w:name w:val="Cover Gap"/>
-    <w:basedOn w:val="Normal"/>
-    <w:pPr>
-      <w:spacing w:after="0" w:before="0" w:line="200" w:lineRule="exact"/>
-      <w:jc w:val="center"/>
-    </w:pPr>
-  </w:style>
-  <w:style w:customStyle="1" w:styleId="DoubleRule" w:type="paragraph">
-    <w:name w:val="Double Rule"/>
-    <w:basedOn w:val="Normal"/>
-    <w:pPr>
-      <w:pBdr>
-        <w:bottom w:color="000000" w:space="1" w:sz="6" w:val="double"/>
-      </w:pBdr>
-      <w:spacing w:after="240" w:before="0" w:line="240" w:lineRule="auto"/>
-    </w:pPr>
-    <w:rPr>
-      <w:sz w:val="8"/>
-      <w:szCs w:val="8"/>
-    </w:rPr>
-  </w:style>
-  <w:style w:customStyle="1" w:styleId="ShortRule" w:type="paragraph">
-    <w:name w:val="Short Rule"/>
-    <w:basedOn w:val="Normal"/>
-    <w:pPr>
-      <w:pBdr>
-        <w:bottom w:color="000000" w:space="1" w:sz="6" w:val="single"/>
-      </w:pBdr>
-      <w:spacing w:after="240" w:before="0" w:line="240" w:lineRule="auto"/>
-      <w:ind w:firstLine="0" w:left="3240" w:right="3240"/>
-      <w:jc w:val="center"/>
-    </w:pPr>
-    <w:rPr>
-      <w:sz w:val="8"/>
-      <w:szCs w:val="8"/>
-    </w:rPr>
-  </w:style>
-  <w:style w:customStyle="1" w:styleId="Single" w:type="paragraph">
-    <w:name w:val="Single"/>
-    <w:basedOn w:val="Normal"/>
-    <w:pPr>
-      <w:spacing w:after="280" w:before="0" w:line="240" w:lineRule="auto"/>
-      <w:ind w:firstLine="0"/>
-    </w:pPr>
-  </w:style>
-  <w:style w:customStyle="1" w:styleId="Indented" w:type="paragraph">
-    <w:name w:val="Indented"/>
-    <w:basedOn w:val="Normal"/>
-    <w:pPr>
-      <w:keepLines/>
-      <w:spacing w:after="140" w:before="0" w:line="240" w:lineRule="auto"/>
-      <w:ind w:firstLine="0" w:left="720"/>
-    </w:pPr>
-  </w:style>
-  <w:style w:customStyle="1" w:styleId="BulletItem" w:type="paragraph">
-    <w:name w:val="Bullet Item"/>
-    <w:basedOn w:val="Normal"/>
-    <w:pPr>
-      <w:keepLines/>
-      <w:tabs>
-        <w:tab w:pos="360" w:val="left"/>
-      </w:tabs>
-      <w:spacing w:after="140" w:before="0" w:line="240" w:lineRule="auto"/>
-      <w:ind w:hanging="360" w:left="360"/>
-    </w:pPr>
-  </w:style>
-  <w:style w:customStyle="1" w:styleId="CertBox" w:type="paragraph">
-    <w:name w:val="Certificate Box"/>
-    <w:basedOn w:val="Normal"/>
-    <w:pPr>
-      <w:keepLines/>
-      <w:spacing w:after="160" w:before="160" w:line="240" w:lineRule="auto"/>
-      <w:ind w:firstLine="0" w:left="720"/>
-    </w:pPr>
-  </w:style>
-  <w:style w:customStyle="1" w:styleId="Signature" w:type="paragraph">
-    <w:name w:val="Signature"/>
-    <w:basedOn w:val="Normal"/>
+    <w:rPr/>
+  </w:style>
+  <w:style w:type="paragraph" w:customStyle="1" w:styleId="FormSig">
+    <w:name w:val="Form Signature"/>
+    <w:basedOn w:val="Signature"/>
+    <w:qFormat/>
+    <w:pPr>
+      <w:keepNext w:val="0"/>
+      <w:spacing w:before="448" w:after="0" w:line="322" w:lineRule="exact"/>
+    </w:pPr>
+    <w:rPr/>
+  </w:style>
+  <w:style w:type="paragraph" w:customStyle="1" w:styleId="FrontHeading">
+    <w:name w:val="Front Heading"/>
+    <w:basedOn w:val="Normal"/>
+    <w:qFormat/>
     <w:pPr>
       <w:keepNext/>
       <w:keepLines/>
-      <w:spacing w:after="0" w:before="0" w:line="240" w:lineRule="auto"/>
-      <w:ind w:firstLine="0" w:left="4680"/>
-      <w:jc w:val="left"/>
-    </w:pPr>
-  </w:style>
-  <w:style w:customStyle="1" w:styleId="FrontHeading" w:type="paragraph">
-    <w:name w:val="Front Heading"/>
-    <w:basedOn w:val="Normal"/>
-    <w:pPr>
-      <w:keepNext/>
-      <w:keepLines/>
-      <w:spacing w:after="308" w:before="0" w:line="320" w:lineRule="exact"/>
+      <w:spacing w:before="0" w:after="308" w:line="368" w:lineRule="exact"/>
       <w:ind w:firstLine="0"/>
       <w:jc w:val="center"/>
     </w:pPr>
@@ -1865,34 +1941,34 @@
       <w:szCs w:val="32"/>
     </w:rPr>
   </w:style>
-  <w:style w:customStyle="1" w:styleId="SectionHeading" w:type="paragraph">
+  <w:style w:type="paragraph" w:customStyle="1" w:styleId="SectionHeading">
     <w:name w:val="Section Heading"/>
     <w:basedOn w:val="FrontHeading"/>
-    <w:next w:val="BodyText"/>
-    <w:pPr>
-      <w:spacing w:after="120" w:before="420" w:line="320" w:lineRule="exact"/>
+    <w:qFormat/>
+    <w:pPr>
+      <w:spacing w:before="420" w:after="308" w:line="368" w:lineRule="exact"/>
       <w:outlineLvl w:val="0"/>
     </w:pPr>
-  </w:style>
-  <w:style w:customStyle="1" w:styleId="SectionHeadingTop" w:type="paragraph">
+    <w:rPr/>
+  </w:style>
+  <w:style w:type="paragraph" w:customStyle="1" w:styleId="SectionHeadingTop">
     <w:name w:val="Section Heading Top"/>
-    <w:basedOn w:val="SectionHeading"/>
-    <w:next w:val="BodyText"/>
+    <w:basedOn w:val="FrontHeading"/>
+    <w:qFormat/>
+    <w:pPr>
+      <w:spacing w:before="0" w:after="308" w:line="368" w:lineRule="exact"/>
+      <w:outlineLvl w:val="0"/>
+    </w:pPr>
+    <w:rPr/>
+  </w:style>
+  <w:style w:type="paragraph" w:customStyle="1" w:styleId="PointHeading">
+    <w:name w:val="Point Heading"/>
+    <w:basedOn w:val="Normal"/>
+    <w:qFormat/>
     <w:pPr>
       <w:keepNext/>
       <w:keepLines/>
-      <w:spacing w:after="120" w:before="0" w:line="240" w:lineRule="auto"/>
-      <w:outlineLvl w:val="0"/>
-    </w:pPr>
-  </w:style>
-  <w:style w:customStyle="1" w:styleId="PointHeading" w:type="paragraph">
-    <w:name w:val="Point Heading"/>
-    <w:basedOn w:val="Normal"/>
-    <w:next w:val="BodyText"/>
-    <w:pPr>
-      <w:keepNext/>
-      <w:keepLines/>
-      <w:spacing w:after="280" w:before="336" w:line="240" w:lineRule="auto"/>
+      <w:spacing w:before="336" w:after="280" w:line="322" w:lineRule="exact"/>
       <w:ind w:firstLine="0"/>
       <w:jc w:val="center"/>
       <w:outlineLvl w:val="1"/>
@@ -1900,21 +1976,17 @@
     <w:rPr>
       <w:b/>
       <w:bCs/>
-      <w:smallCaps/>
-    </w:rPr>
-  </w:style>
-  <w:style w:customStyle="1" w:styleId="Sub2" w:type="paragraph">
+    </w:rPr>
+  </w:style>
+  <w:style w:type="paragraph" w:customStyle="1" w:styleId="Sub2">
     <w:name w:val="Sub2"/>
     <w:basedOn w:val="Normal"/>
-    <w:next w:val="BodyText"/>
+    <w:qFormat/>
     <w:pPr>
       <w:keepNext/>
       <w:keepLines/>
-      <w:tabs>
-        <w:tab w:pos="1440" w:val="left"/>
-      </w:tabs>
-      <w:spacing w:after="180" w:before="220" w:line="240" w:lineRule="auto"/>
-      <w:ind w:firstLine="0" w:hanging="720" w:left="1440"/>
+      <w:spacing w:before="308" w:after="252" w:line="322" w:lineRule="exact"/>
+      <w:ind w:left="1440" w:hanging="720"/>
       <w:jc w:val="left"/>
       <w:outlineLvl w:val="1"/>
     </w:pPr>
@@ -1923,18 +1995,15 @@
       <w:bCs/>
     </w:rPr>
   </w:style>
-  <w:style w:customStyle="1" w:styleId="Sub3" w:type="paragraph">
+  <w:style w:type="paragraph" w:customStyle="1" w:styleId="Sub3">
     <w:name w:val="Sub3"/>
     <w:basedOn w:val="Normal"/>
-    <w:next w:val="BodyText"/>
+    <w:qFormat/>
     <w:pPr>
       <w:keepNext/>
       <w:keepLines/>
-      <w:tabs>
-        <w:tab w:pos="2160" w:val="left"/>
-      </w:tabs>
-      <w:spacing w:after="180" w:before="220" w:line="240" w:lineRule="auto"/>
-      <w:ind w:firstLine="0" w:hanging="720" w:left="2160"/>
+      <w:spacing w:before="308" w:after="252" w:line="322" w:lineRule="exact"/>
+      <w:ind w:left="2160" w:hanging="720"/>
       <w:jc w:val="left"/>
       <w:outlineLvl w:val="2"/>
     </w:pPr>
@@ -1943,18 +2012,15 @@
       <w:bCs/>
     </w:rPr>
   </w:style>
-  <w:style w:customStyle="1" w:styleId="Sub4" w:type="paragraph">
+  <w:style w:type="paragraph" w:customStyle="1" w:styleId="Sub4">
     <w:name w:val="Sub4"/>
     <w:basedOn w:val="Normal"/>
-    <w:next w:val="BodyText"/>
+    <w:qFormat/>
     <w:pPr>
       <w:keepNext/>
       <w:keepLines/>
-      <w:tabs>
-        <w:tab w:pos="2880" w:val="left"/>
-      </w:tabs>
-      <w:spacing w:after="180" w:before="220" w:line="240" w:lineRule="auto"/>
-      <w:ind w:firstLine="0" w:hanging="720" w:left="2880"/>
+      <w:spacing w:before="308" w:after="252" w:line="322" w:lineRule="exact"/>
+      <w:ind w:left="2880" w:hanging="720"/>
       <w:jc w:val="left"/>
       <w:outlineLvl w:val="3"/>
     </w:pPr>
@@ -1965,18 +2031,15 @@
       <w:iCs/>
     </w:rPr>
   </w:style>
-  <w:style w:customStyle="1" w:styleId="Sub5" w:type="paragraph">
+  <w:style w:type="paragraph" w:customStyle="1" w:styleId="Sub5">
     <w:name w:val="Sub5"/>
     <w:basedOn w:val="Normal"/>
-    <w:next w:val="BodyText"/>
+    <w:qFormat/>
     <w:pPr>
       <w:keepNext/>
       <w:keepLines/>
-      <w:tabs>
-        <w:tab w:pos="3600" w:val="left"/>
-      </w:tabs>
-      <w:spacing w:after="180" w:before="220" w:line="240" w:lineRule="auto"/>
-      <w:ind w:firstLine="0" w:hanging="720" w:left="3600"/>
+      <w:spacing w:before="308" w:after="252" w:line="322" w:lineRule="exact"/>
+      <w:ind w:left="3600" w:hanging="720"/>
       <w:jc w:val="left"/>
       <w:outlineLvl w:val="4"/>
     </w:pPr>
@@ -1987,18 +2050,15 @@
       <w:iCs/>
     </w:rPr>
   </w:style>
-  <w:style w:customStyle="1" w:styleId="ArgSub3" w:type="paragraph">
+  <w:style w:type="paragraph" w:customStyle="1" w:styleId="ArgSub3">
     <w:name w:val="ArgSub3"/>
     <w:basedOn w:val="Normal"/>
-    <w:next w:val="BodyText"/>
+    <w:qFormat/>
     <w:pPr>
       <w:keepNext/>
       <w:keepLines/>
-      <w:tabs>
-        <w:tab w:pos="1440" w:val="left"/>
-      </w:tabs>
-      <w:spacing w:after="180" w:before="220" w:line="240" w:lineRule="auto"/>
-      <w:ind w:firstLine="0" w:hanging="720" w:left="1440"/>
+      <w:spacing w:before="308" w:after="252" w:line="322" w:lineRule="exact"/>
+      <w:ind w:left="1440" w:hanging="720"/>
       <w:jc w:val="left"/>
       <w:outlineLvl w:val="2"/>
     </w:pPr>
@@ -2007,18 +2067,15 @@
       <w:bCs/>
     </w:rPr>
   </w:style>
-  <w:style w:customStyle="1" w:styleId="ArgSub4" w:type="paragraph">
+  <w:style w:type="paragraph" w:customStyle="1" w:styleId="ArgSub4">
     <w:name w:val="ArgSub4"/>
     <w:basedOn w:val="Normal"/>
-    <w:next w:val="BodyText"/>
+    <w:qFormat/>
     <w:pPr>
       <w:keepNext/>
       <w:keepLines/>
-      <w:tabs>
-        <w:tab w:pos="2160" w:val="left"/>
-      </w:tabs>
-      <w:spacing w:after="180" w:before="220" w:line="240" w:lineRule="auto"/>
-      <w:ind w:firstLine="0" w:hanging="720" w:left="2160"/>
+      <w:spacing w:before="308" w:after="252" w:line="322" w:lineRule="exact"/>
+      <w:ind w:left="2160" w:hanging="720"/>
       <w:jc w:val="left"/>
       <w:outlineLvl w:val="3"/>
     </w:pPr>
@@ -2029,18 +2086,15 @@
       <w:iCs/>
     </w:rPr>
   </w:style>
-  <w:style w:customStyle="1" w:styleId="ArgSub5" w:type="paragraph">
+  <w:style w:type="paragraph" w:customStyle="1" w:styleId="ArgSub5">
     <w:name w:val="ArgSub5"/>
     <w:basedOn w:val="Normal"/>
-    <w:next w:val="BodyText"/>
+    <w:qFormat/>
     <w:pPr>
       <w:keepNext/>
       <w:keepLines/>
-      <w:tabs>
-        <w:tab w:pos="2880" w:val="left"/>
-      </w:tabs>
-      <w:spacing w:after="180" w:before="220" w:line="240" w:lineRule="auto"/>
-      <w:ind w:firstLine="0" w:hanging="720" w:left="2880"/>
+      <w:spacing w:before="308" w:after="252" w:line="322" w:lineRule="exact"/>
+      <w:ind w:left="2880" w:hanging="720"/>
       <w:jc w:val="left"/>
       <w:outlineLvl w:val="4"/>
     </w:pPr>
@@ -2051,124 +2105,118 @@
       <w:iCs/>
     </w:rPr>
   </w:style>
-  <w:style w:customStyle="1" w:styleId="TOCArg" w:type="paragraph">
+  <w:style w:type="paragraph" w:customStyle="1" w:styleId="TOC1">
+    <w:name w:val="TOC1"/>
+    <w:basedOn w:val="Normal"/>
+    <w:qFormat/>
+    <w:pPr>
+      <w:keepLines/>
+      <w:tabs>
+        <w:tab w:val="right" w:leader="dot" w:pos="9360"/>
+      </w:tabs>
+      <w:spacing w:before="168" w:after="0" w:line="322" w:lineRule="exact"/>
+      <w:ind w:left="720" w:right="720" w:hanging="720"/>
+      <w:jc w:val="left"/>
+    </w:pPr>
+    <w:rPr/>
+  </w:style>
+  <w:style w:type="paragraph" w:customStyle="1" w:styleId="TOCArg">
     <w:name w:val="TOCArg"/>
     <w:basedOn w:val="Normal"/>
+    <w:qFormat/>
     <w:pPr>
       <w:keepLines/>
       <w:tabs>
-        <w:tab w:pos="720" w:val="left"/>
-        <w:tab w:leader="dot" w:pos="9360" w:val="right"/>
+        <w:tab w:val="right" w:leader="dot" w:pos="9360"/>
       </w:tabs>
-      <w:spacing w:after="0" w:before="140" w:line="240" w:lineRule="auto"/>
-      <w:ind w:hanging="720" w:left="720" w:right="720"/>
+      <w:spacing w:before="98" w:after="0" w:line="322" w:lineRule="exact"/>
+      <w:ind w:left="720" w:right="720" w:hanging="720"/>
       <w:jc w:val="left"/>
     </w:pPr>
-  </w:style>
-  <w:style w:customStyle="1" w:styleId="TOC2" w:type="paragraph">
+    <w:rPr/>
+  </w:style>
+  <w:style w:type="paragraph" w:customStyle="1" w:styleId="TOC2">
     <w:name w:val="TOC2"/>
     <w:basedOn w:val="Normal"/>
+    <w:qFormat/>
     <w:pPr>
       <w:keepLines/>
       <w:tabs>
-        <w:tab w:pos="1440" w:val="left"/>
-        <w:tab w:leader="dot" w:pos="9360" w:val="right"/>
+        <w:tab w:val="right" w:leader="dot" w:pos="9360"/>
       </w:tabs>
-      <w:spacing w:after="0" w:before="140" w:line="240" w:lineRule="auto"/>
-      <w:ind w:hanging="720" w:left="1440" w:right="720"/>
+      <w:spacing w:before="98" w:after="0" w:line="322" w:lineRule="exact"/>
+      <w:ind w:left="1440" w:right="720" w:hanging="720"/>
       <w:jc w:val="left"/>
     </w:pPr>
-  </w:style>
-  <w:style w:customStyle="1" w:styleId="TOC3" w:type="paragraph">
+    <w:rPr/>
+  </w:style>
+  <w:style w:type="paragraph" w:customStyle="1" w:styleId="TOC3">
     <w:name w:val="TOC3"/>
     <w:basedOn w:val="Normal"/>
+    <w:qFormat/>
     <w:pPr>
       <w:keepLines/>
       <w:tabs>
-        <w:tab w:pos="2160" w:val="left"/>
-        <w:tab w:leader="dot" w:pos="9360" w:val="right"/>
+        <w:tab w:val="right" w:leader="dot" w:pos="9360"/>
       </w:tabs>
-      <w:spacing w:after="0" w:before="140" w:line="240" w:lineRule="auto"/>
-      <w:ind w:hanging="720" w:left="2160" w:right="720"/>
+      <w:spacing w:before="98" w:after="0" w:line="322" w:lineRule="exact"/>
+      <w:ind w:left="2160" w:right="720" w:hanging="720"/>
       <w:jc w:val="left"/>
     </w:pPr>
-  </w:style>
-  <w:style w:customStyle="1" w:styleId="TOC4" w:type="paragraph">
+    <w:rPr/>
+  </w:style>
+  <w:style w:type="paragraph" w:customStyle="1" w:styleId="TOC4">
     <w:name w:val="TOC4"/>
     <w:basedOn w:val="Normal"/>
+    <w:qFormat/>
     <w:pPr>
       <w:keepLines/>
       <w:tabs>
-        <w:tab w:pos="2880" w:val="left"/>
-        <w:tab w:leader="dot" w:pos="9360" w:val="right"/>
+        <w:tab w:val="right" w:leader="dot" w:pos="9360"/>
       </w:tabs>
-      <w:spacing w:after="0" w:before="140" w:line="240" w:lineRule="auto"/>
-      <w:ind w:hanging="720" w:left="2880" w:right="720"/>
+      <w:spacing w:before="98" w:after="0" w:line="322" w:lineRule="exact"/>
+      <w:ind w:left="2880" w:right="720" w:hanging="720"/>
       <w:jc w:val="left"/>
     </w:pPr>
-  </w:style>
-  <w:style w:customStyle="1" w:styleId="TOC5" w:type="paragraph">
+    <w:rPr/>
+  </w:style>
+  <w:style w:type="paragraph" w:customStyle="1" w:styleId="TOC5">
     <w:name w:val="TOC5"/>
     <w:basedOn w:val="Normal"/>
+    <w:qFormat/>
     <w:pPr>
       <w:keepLines/>
       <w:tabs>
-        <w:tab w:pos="3600" w:val="left"/>
-        <w:tab w:leader="dot" w:pos="9360" w:val="right"/>
+        <w:tab w:val="right" w:leader="dot" w:pos="9360"/>
       </w:tabs>
-      <w:spacing w:after="0" w:before="140" w:line="240" w:lineRule="auto"/>
-      <w:ind w:hanging="720" w:left="3600" w:right="720"/>
+      <w:spacing w:before="98" w:after="0" w:line="322" w:lineRule="exact"/>
+      <w:ind w:left="3600" w:right="720" w:hanging="720"/>
       <w:jc w:val="left"/>
     </w:pPr>
-  </w:style>
-  <w:style w:customStyle="1" w:styleId="TOC1" w:type="paragraph">
-    <w:name w:val="TOC1"/>
-    <w:basedOn w:val="Normal"/>
-    <w:pPr>
-      <w:keepLines/>
-      <w:tabs>
-        <w:tab w:pos="0" w:val="left"/>
-        <w:tab w:leader="dot" w:pos="9360" w:val="right"/>
-      </w:tabs>
-      <w:spacing w:after="0" w:before="140" w:line="240" w:lineRule="auto"/>
-      <w:ind w:hanging="0" w:left="0" w:right="720"/>
-      <w:jc w:val="left"/>
-    </w:pPr>
-  </w:style>
-  <w:style w:customStyle="1" w:styleId="PageLabel" w:type="paragraph">
+    <w:rPr/>
+  </w:style>
+  <w:style w:type="paragraph" w:customStyle="1" w:styleId="PageLabel">
     <w:name w:val="Page Label"/>
     <w:basedOn w:val="Normal"/>
-    <w:pPr>
-      <w:spacing w:after="240" w:before="0" w:line="240" w:lineRule="auto"/>
+    <w:qFormat/>
+    <w:pPr>
+      <w:keepNext/>
+      <w:spacing w:before="84" w:after="0" w:line="322" w:lineRule="exact"/>
       <w:ind w:firstLine="0"/>
       <w:jc w:val="right"/>
     </w:pPr>
-  </w:style>
-  <w:style w:customStyle="1" w:styleId="SigGap" w:type="paragraph">
-    <w:name w:val="Signature Gap"/>
-    <w:basedOn w:val="Normal"/>
-    <w:pPr>
-      <w:keepNext/>
-      <w:spacing w:after="240" w:before="0" w:line="240" w:lineRule="auto"/>
-      <w:ind w:firstLine="0"/>
-    </w:pPr>
-  </w:style>
-  <w:style w:customStyle="1" w:styleId="BodyKeep" w:type="paragraph">
-    <w:name w:val="Body Keep"/>
-    <w:basedOn w:val="BodyText"/>
-    <w:pPr>
-      <w:keepNext/>
-    </w:pPr>
-  </w:style>
-  <w:style w:customStyle="1" w:styleId="TOAGroup" w:type="paragraph">
+    <w:rPr/>
+  </w:style>
+  <w:style w:type="paragraph" w:customStyle="1" w:styleId="TOAGroup">
     <w:name w:val="TOA Group"/>
     <w:basedOn w:val="Normal"/>
+    <w:qFormat/>
     <w:pPr>
       <w:keepNext/>
       <w:tabs>
-        <w:tab w:pos="9360" w:val="right"/>
+        <w:tab w:val="right" w:pos="9360"/>
       </w:tabs>
-      <w:spacing w:after="120" w:before="280" w:line="240" w:lineRule="auto"/>
+      <w:spacing w:before="392" w:after="56" w:line="322" w:lineRule="exact"/>
       <w:ind w:firstLine="0"/>
     </w:pPr>
     <w:rPr>
@@ -2176,18 +2224,41 @@
       <w:bCs/>
     </w:rPr>
   </w:style>
-  <w:style w:customStyle="1" w:styleId="TOAEntry" w:type="paragraph">
+  <w:style w:type="paragraph" w:customStyle="1" w:styleId="TOAGroupFirst">
+    <w:name w:val="TOA Group First"/>
+    <w:basedOn w:val="TOAGroup"/>
+    <w:qFormat/>
+    <w:pPr>
+      <w:spacing w:before="280" w:after="56" w:line="322" w:lineRule="exact"/>
+    </w:pPr>
+    <w:rPr/>
+  </w:style>
+  <w:style w:type="paragraph" w:customStyle="1" w:styleId="TOAEntry">
     <w:name w:val="TOA Entry"/>
     <w:basedOn w:val="Normal"/>
+    <w:qFormat/>
     <w:pPr>
       <w:keepLines/>
       <w:tabs>
-        <w:tab w:leader="dot" w:pos="9360" w:val="right"/>
+        <w:tab w:val="right" w:leader="dot" w:pos="9360"/>
       </w:tabs>
-      <w:spacing w:after="0" w:before="140" w:line="240" w:lineRule="auto"/>
-      <w:ind w:hanging="504" w:left="504" w:right="720"/>
+      <w:spacing w:before="196" w:after="0" w:line="322" w:lineRule="exact"/>
+      <w:ind w:left="504" w:right="1120" w:hanging="504"/>
       <w:jc w:val="left"/>
     </w:pPr>
+    <w:rPr/>
+  </w:style>
+  <w:style w:type="paragraph" w:customStyle="1" w:styleId="ServiceAddress">
+    <w:name w:val="Service Address"/>
+    <w:basedOn w:val="Normal"/>
+    <w:qFormat/>
+    <w:pPr>
+      <w:keepLines/>
+      <w:spacing w:before="196" w:after="0" w:line="322" w:lineRule="exact"/>
+      <w:ind w:left="720" w:firstLine="0"/>
+      <w:jc w:val="left"/>
+    </w:pPr>
+    <w:rPr/>
   </w:style>
   <w:style w:type="paragraph" w:customStyle="1" w:styleId="BodyKeep">
     <w:name w:val="BodyKeep"/>
@@ -2219,11 +2290,21 @@
     <w:basedOn w:val="BodyText"/>
     <w:qFormat/>
   </w:style>
+  <w:style w:type="paragraph" w:customStyle="1" w:styleId="CoverStep">
+    <w:name w:val="CoverStep"/>
+    <w:basedOn w:val="BodyText"/>
+    <w:qFormat/>
+  </w:style>
   <w:style w:type="paragraph" w:customStyle="1" w:styleId="DoubleRule">
     <w:name w:val="DoubleRule"/>
     <w:basedOn w:val="BodyText"/>
     <w:qFormat/>
   </w:style>
+  <w:style w:type="paragraph" w:customStyle="1" w:styleId="FormSig">
+    <w:name w:val="FormSig"/>
+    <w:basedOn w:val="BodyText"/>
+    <w:qFormat/>
+  </w:style>
   <w:style w:type="paragraph" w:customStyle="1" w:styleId="FrontHeading">
     <w:name w:val="FrontHeading"/>
     <w:basedOn w:val="BodyText"/>
@@ -2254,18 +2335,28 @@
     <w:basedOn w:val="BodyText"/>
     <w:qFormat/>
   </w:style>
-  <w:style w:type="paragraph" w:customStyle="1" w:styleId="SigGap">
-    <w:name w:val="SigGap"/>
+  <w:style w:type="paragraph" w:customStyle="1" w:styleId="SigDate">
+    <w:name w:val="SigDate"/>
     <w:basedOn w:val="BodyText"/>
     <w:qFormat/>
   </w:style>
-  <w:style w:type="paragraph" w:customStyle="1" w:styleId="TOAEntry">
-    <w:name w:val="TOAEntry"/>
+  <w:style w:type="paragraph" w:customStyle="1" w:styleId="SigHead">
+    <w:name w:val="SigHead"/>
     <w:basedOn w:val="BodyText"/>
     <w:qFormat/>
   </w:style>
-  <w:style w:type="paragraph" w:customStyle="1" w:styleId="TOAGroup">
-    <w:name w:val="TOAGroup"/>
+  <w:style w:type="paragraph" w:customStyle="1" w:styleId="SigLines">
+    <w:name w:val="SigLines"/>
+    <w:basedOn w:val="BodyText"/>
+    <w:qFormat/>
+  </w:style>
+  <w:style w:type="paragraph" w:customStyle="1" w:styleId="SigName">
+    <w:name w:val="SigName"/>
+    <w:basedOn w:val="BodyText"/>
+    <w:qFormat/>
+  </w:style>
+  <w:style w:type="paragraph" w:customStyle="1" w:styleId="TOAGroupFirst">
+    <w:name w:val="TOAGroupFirst"/>
     <w:basedOn w:val="BodyText"/>
     <w:qFormat/>
   </w:style>
@@ -2549,7 +2640,7 @@
     </a:clrScheme>
     <a:fontScheme name="Office">
       <a:majorFont>
-        <a:latin typeface="EB Garamond" panose="02110004020202020204"/>
+        <a:latin typeface="Aptos Display" panose="02110004020202020204"/>
         <a:ea typeface=""/>
         <a:cs typeface=""/>
         <a:font script="Jpan" typeface="游ゴシック Light"/>
@@ -2601,7 +2692,7 @@
         <a:font script="Tfng" typeface="Ebrima"/>
       </a:majorFont>
       <a:minorFont>
-        <a:latin typeface="EB Garamond" panose="02110004020202020204"/>
+        <a:latin typeface="Aptos" panose="02110004020202020204"/>
         <a:ea typeface=""/>
         <a:cs typeface=""/>
         <a:font script="Jpan" typeface="游明朝"/>

--- a/courts/eighth-circuit/bankruptcy-appellate-panel/reply-brief/usage/OUTPUT-reply-brief.docx
+++ b/courts/eighth-circuit/bankruptcy-appellate-panel/reply-brief/usage/OUTPUT-reply-brief.docx
@@ -1049,7 +1049,7 @@
 </file>
 
 <file path=word/styles.xml><?xml version="1.0" encoding="utf-8"?>
-<w:styles xmlns:r="http://schemas.openxmlformats.org/officeDocument/2006/relationships" xmlns:w="http://schemas.openxmlformats.org/wordprocessingml/2006/main">
+<w:styles xmlns:w="http://schemas.openxmlformats.org/wordprocessingml/2006/main" xmlns:r="http://schemas.openxmlformats.org/officeDocument/2006/relationships">
   <w:docDefaults>
     <w:rPrDefault>
       <w:rPr>
@@ -1109,7 +1109,7 @@
       <w:jc w:val="center"/>
     </w:pPr>
     <w:rPr>
-      <w:rFonts w:asciiTheme="majorHAnsi" w:eastAsiaTheme="majorEastAsia" w:hAnsiTheme="majorHAnsi" w:cstheme="majorBidi"/>
+      <w:rFonts w:cstheme="majorBidi"/>
       <w:sz w:val="56"/>
       <w:szCs w:val="56"/>
     </w:rPr>
@@ -1121,7 +1121,7 @@
     <w:uiPriority w:val="10"/>
     <w:rsid w:val="00A10FD9"/>
     <w:rPr>
-      <w:rFonts w:asciiTheme="majorHAnsi" w:eastAsiaTheme="majorEastAsia" w:hAnsiTheme="majorHAnsi" w:cstheme="majorBidi"/>
+      <w:rFonts w:cstheme="majorBidi"/>
       <w:sz w:val="56"/>
       <w:szCs w:val="56"/>
     </w:rPr>
@@ -1140,7 +1140,7 @@
       </w:numPr>
     </w:pPr>
     <w:rPr>
-      <w:rFonts w:eastAsiaTheme="majorEastAsia" w:cstheme="majorBidi"/>
+      <w:rFonts w:cstheme="majorBidi"/>
       <w:spacing w:val="15"/>
       <w:sz w:val="28"/>
       <w:szCs w:val="28"/>
@@ -1153,7 +1153,7 @@
     <w:uiPriority w:val="11"/>
     <w:rsid w:val="00A10FD9"/>
     <w:rPr>
-      <w:rFonts w:eastAsiaTheme="majorEastAsia" w:cstheme="majorBidi"/>
+      <w:rFonts w:cstheme="majorBidi"/>
       <w:color w:val="595959" w:themeColor="text1" w:themeTint="A6"/>
       <w:spacing w:val="15"/>
       <w:sz w:val="28"/>
@@ -1377,7 +1377,7 @@
       <w:outlineLvl w:val="5"/>
     </w:pPr>
     <w:rPr>
-      <w:rFonts w:eastAsiaTheme="majorEastAsia" w:cstheme="majorBidi"/>
+      <w:rFonts w:cstheme="majorBidi"/>
       <w:i/>
       <w:iCs/>
       <w:color w:val="595959" w:themeColor="text1" w:themeTint="A6"/>
@@ -1400,7 +1400,7 @@
       <w:outlineLvl w:val="6"/>
     </w:pPr>
     <w:rPr>
-      <w:rFonts w:eastAsiaTheme="majorEastAsia" w:cstheme="majorBidi"/>
+      <w:rFonts w:cstheme="majorBidi"/>
       <w:color w:val="595959" w:themeColor="text1" w:themeTint="A6"/>
     </w:rPr>
   </w:style>
@@ -1421,7 +1421,7 @@
       <w:outlineLvl w:val="7"/>
     </w:pPr>
     <w:rPr>
-      <w:rFonts w:eastAsiaTheme="majorEastAsia" w:cstheme="majorBidi"/>
+      <w:rFonts w:cstheme="majorBidi"/>
       <w:i/>
       <w:iCs/>
       <w:color w:val="272727" w:themeColor="text1" w:themeTint="D8"/>
@@ -1444,7 +1444,7 @@
       <w:outlineLvl w:val="8"/>
     </w:pPr>
     <w:rPr>
-      <w:rFonts w:eastAsiaTheme="majorEastAsia" w:cstheme="majorBidi"/>
+      <w:rFonts w:cstheme="majorBidi"/>
       <w:color w:val="272727" w:themeColor="text1" w:themeTint="D8"/>
     </w:rPr>
   </w:style>
@@ -1455,7 +1455,7 @@
     <w:uiPriority w:val="9"/>
     <w:rsid w:val="00A10FD9"/>
     <w:rPr>
-      <w:rFonts w:asciiTheme="majorHAnsi" w:eastAsiaTheme="majorEastAsia" w:hAnsiTheme="majorHAnsi" w:cstheme="majorBidi"/>
+      <w:rFonts w:cstheme="majorBidi"/>
       <w:color w:val="0F4761" w:themeColor="accent1" w:themeShade="BF"/>
       <w:sz w:val="40"/>
       <w:szCs w:val="40"/>
@@ -1469,7 +1469,7 @@
     <w:semiHidden/>
     <w:rsid w:val="00A10FD9"/>
     <w:rPr>
-      <w:rFonts w:asciiTheme="majorHAnsi" w:eastAsiaTheme="majorEastAsia" w:hAnsiTheme="majorHAnsi" w:cstheme="majorBidi"/>
+      <w:rFonts w:cstheme="majorBidi"/>
       <w:color w:val="0F4761" w:themeColor="accent1" w:themeShade="BF"/>
       <w:sz w:val="32"/>
       <w:szCs w:val="32"/>
@@ -1483,7 +1483,7 @@
     <w:semiHidden/>
     <w:rsid w:val="00A10FD9"/>
     <w:rPr>
-      <w:rFonts w:eastAsiaTheme="majorEastAsia" w:cstheme="majorBidi"/>
+      <w:rFonts w:cstheme="majorBidi"/>
       <w:color w:val="0F4761" w:themeColor="accent1" w:themeShade="BF"/>
       <w:sz w:val="28"/>
       <w:szCs w:val="28"/>
@@ -1497,7 +1497,7 @@
     <w:semiHidden/>
     <w:rsid w:val="00A10FD9"/>
     <w:rPr>
-      <w:rFonts w:eastAsiaTheme="majorEastAsia" w:cstheme="majorBidi"/>
+      <w:rFonts w:cstheme="majorBidi"/>
       <w:i/>
       <w:iCs/>
       <w:color w:val="0F4761" w:themeColor="accent1" w:themeShade="BF"/>
@@ -1511,7 +1511,7 @@
     <w:semiHidden/>
     <w:rsid w:val="00A10FD9"/>
     <w:rPr>
-      <w:rFonts w:eastAsiaTheme="majorEastAsia" w:cstheme="majorBidi"/>
+      <w:rFonts w:cstheme="majorBidi"/>
       <w:color w:val="0F4761" w:themeColor="accent1" w:themeShade="BF"/>
     </w:rPr>
   </w:style>
@@ -1523,7 +1523,7 @@
     <w:semiHidden/>
     <w:rsid w:val="00A10FD9"/>
     <w:rPr>
-      <w:rFonts w:eastAsiaTheme="majorEastAsia" w:cstheme="majorBidi"/>
+      <w:rFonts w:cstheme="majorBidi"/>
       <w:i/>
       <w:iCs/>
       <w:color w:val="595959" w:themeColor="text1" w:themeTint="A6"/>
@@ -1537,7 +1537,7 @@
     <w:semiHidden/>
     <w:rsid w:val="00A10FD9"/>
     <w:rPr>
-      <w:rFonts w:eastAsiaTheme="majorEastAsia" w:cstheme="majorBidi"/>
+      <w:rFonts w:cstheme="majorBidi"/>
       <w:color w:val="595959" w:themeColor="text1" w:themeTint="A6"/>
     </w:rPr>
   </w:style>
@@ -1549,7 +1549,7 @@
     <w:semiHidden/>
     <w:rsid w:val="00A10FD9"/>
     <w:rPr>
-      <w:rFonts w:eastAsiaTheme="majorEastAsia" w:cstheme="majorBidi"/>
+      <w:rFonts w:cstheme="majorBidi"/>
       <w:i/>
       <w:iCs/>
       <w:color w:val="272727" w:themeColor="text1" w:themeTint="D8"/>
@@ -1563,7 +1563,7 @@
     <w:semiHidden/>
     <w:rsid w:val="00A10FD9"/>
     <w:rPr>
-      <w:rFonts w:eastAsiaTheme="majorEastAsia" w:cstheme="majorBidi"/>
+      <w:rFonts w:cstheme="majorBidi"/>
       <w:color w:val="272727" w:themeColor="text1" w:themeTint="D8"/>
     </w:rPr>
   </w:style>
@@ -1736,7 +1736,7 @@
       <w:outlineLvl w:val="9"/>
     </w:pPr>
     <w:rPr>
-      <w:rFonts w:asciiTheme="majorHAnsi" w:eastAsiaTheme="majorEastAsia" w:hAnsiTheme="majorHAnsi" w:cstheme="majorBidi"/>
+      <w:rFonts w:cstheme="majorBidi"/>
       <w:b w:val="0"/>
       <w:bCs w:val="0"/>
       <w:color w:val="365F91" w:themeColor="accent1" w:themeShade="BF"/>
@@ -2640,7 +2640,7 @@
     </a:clrScheme>
     <a:fontScheme name="Office">
       <a:majorFont>
-        <a:latin typeface="Aptos Display" panose="02110004020202020204"/>
+        <a:latin typeface="Times New Roman" panose="02110004020202020204"/>
         <a:ea typeface=""/>
         <a:cs typeface=""/>
         <a:font script="Jpan" typeface="游ゴシック Light"/>
@@ -2692,7 +2692,7 @@
         <a:font script="Tfng" typeface="Ebrima"/>
       </a:majorFont>
       <a:minorFont>
-        <a:latin typeface="Aptos" panose="02110004020202020204"/>
+        <a:latin typeface="Times New Roman" panose="02110004020202020204"/>
         <a:ea typeface=""/>
         <a:cs typeface=""/>
         <a:font script="Jpan" typeface="游明朝"/>

--- a/courts/eighth-circuit/bankruptcy-appellate-panel/reply-brief/usage/OUTPUT-reply-brief.docx
+++ b/courts/eighth-circuit/bankruptcy-appellate-panel/reply-brief/usage/OUTPUT-reply-brief.docx
@@ -637,7 +637,7 @@
       <w:pPr>
         <w:spacing w:before="0" w:after="0" w:line="20" w:lineRule="exact"/>
         <w:sectPr>
-          <w:footerReference w:type="default" r:id="rIdBapFooter"/>
+          <w:footerReference w:type="default" r:id="rIdBapPage"/>
           <w:pgSz w:w="12240" w:h="15840"/>
           <w:pgMar w:top="1440" w:right="1440" w:bottom="1440" w:left="1440" w:header="720" w:footer="720" w:gutter="0"/>
           <w:pgNumType w:fmt="lowerRoman" w:start="1"/>
@@ -907,7 +907,7 @@
       </w:r>
     </w:p>
     <w:sectPr>
-      <w:footerReference w:type="default" r:id="rIdBapFooter"/>
+      <w:footerReference w:type="default" r:id="rIdBapPage"/>
       <w:pgSz w:w="12240" w:h="15840"/>
       <w:pgMar w:top="1440" w:right="1440" w:bottom="1440" w:left="1440" w:header="720" w:footer="720" w:gutter="0"/>
       <w:pgNumType w:fmt="decimal" w:start="1"/>
@@ -962,6 +962,97 @@
     </w:p>
   </w:footnote>
 </w:footnotes>
+</file>
+
+<file path=word/ftr-add.xml><?xml version="1.0" encoding="utf-8"?>
+<w:ftr xmlns:w="http://schemas.openxmlformats.org/wordprocessingml/2006/main" xmlns:r="http://schemas.openxmlformats.org/officeDocument/2006/relationships">
+  <w:p>
+    <w:pPr>
+      <w:spacing w:before="0" w:after="0"/>
+      <w:jc w:val="center"/>
+    </w:pPr>
+    <w:r>
+      <w:t>Add-</w:t>
+    </w:r>
+    <w:r>
+      <w:fldChar w:fldCharType="begin"/>
+    </w:r>
+    <w:r>
+      <w:instrText xml:space="preserve"> PAGE </w:instrText>
+    </w:r>
+    <w:r>
+      <w:fldChar w:fldCharType="separate"/>
+    </w:r>
+    <w:r>
+      <w:t>1</w:t>
+    </w:r>
+    <w:r>
+      <w:fldChar w:fldCharType="end"/>
+    </w:r>
+  </w:p>
+</w:ftr>
+</file>
+
+<file path=word/ftr-none.xml><?xml version="1.0" encoding="utf-8"?>
+<w:ftr xmlns:w="http://schemas.openxmlformats.org/wordprocessingml/2006/main" xmlns:r="http://schemas.openxmlformats.org/officeDocument/2006/relationships">
+  <w:p>
+    <w:pPr>
+      <w:spacing w:before="0" w:after="0"/>
+      <w:jc w:val="center"/>
+    </w:pPr>
+  </w:p>
+</w:ftr>
+</file>
+
+<file path=word/ftr-own1.xml><?xml version="1.0" encoding="utf-8"?>
+<w:ftr xmlns:w="http://schemas.openxmlformats.org/wordprocessingml/2006/main" xmlns:r="http://schemas.openxmlformats.org/officeDocument/2006/relationships">
+  <w:p>
+    <w:pPr>
+      <w:jc w:val="center"/>
+    </w:pPr>
+    <w:r>
+      <w:fldChar w:fldCharType="begin"/>
+    </w:r>
+    <w:r>
+      <w:instrText xml:space="preserve"> PAGE </w:instrText>
+    </w:r>
+    <w:r>
+      <w:fldChar w:fldCharType="separate"/>
+    </w:r>
+    <w:r>
+      <w:t>1</w:t>
+    </w:r>
+    <w:r>
+      <w:fldChar w:fldCharType="end"/>
+    </w:r>
+  </w:p>
+</w:ftr>
+</file>
+
+<file path=word/ftr-page.xml><?xml version="1.0" encoding="utf-8"?>
+<w:ftr xmlns:w="http://schemas.openxmlformats.org/wordprocessingml/2006/main" xmlns:r="http://schemas.openxmlformats.org/officeDocument/2006/relationships">
+  <w:p>
+    <w:pPr>
+      <w:spacing w:before="0" w:after="0"/>
+      <w:jc w:val="center"/>
+    </w:pPr>
+    <w:r>
+      <w:fldChar w:fldCharType="begin"/>
+    </w:r>
+    <w:r>
+      <w:instrText xml:space="preserve"> PAGE </w:instrText>
+    </w:r>
+    <w:r>
+      <w:fldChar w:fldCharType="separate"/>
+    </w:r>
+    <w:r>
+      <w:t>1</w:t>
+    </w:r>
+    <w:r>
+      <w:fldChar w:fldCharType="end"/>
+    </w:r>
+  </w:p>
+</w:ftr>
 </file>
 
 <file path=word/numbering.xml><?xml version="1.0" encoding="utf-8"?>
